--- a/public/iso/RR-02-Registre-des-risques.docx
+++ b/public/iso/RR-02-Registre-des-risques.docx
@@ -74,6 +74,89 @@
       </w:pPr>
       <w:r>
         <w:t xml:space="preserve">Statut : projet à valider</w:t>
+      </w:r>
+    </w:p>
+    <w:p>
+      <w:pPr>
+        <w:pStyle w:val="Heading2"/>
+        <w:spacing w:after="60" w:before="160"/>
+      </w:pPr>
+      <w:r>
+        <w:t xml:space="preserve">Comment utiliser ce document</w:t>
+      </w:r>
+    </w:p>
+    <w:p>
+      <w:pPr>
+        <w:spacing w:after="120"/>
+      </w:pPr>
+      <w:r>
+        <w:t xml:space="preserve">C'est la liste de vos risques, avec leur gravité et leur état de traitement. C'est le document que vous consulterez le plus souvent.</w:t>
+      </w:r>
+    </w:p>
+    <w:p>
+      <w:pPr>
+        <w:spacing w:after="120"/>
+      </w:pPr>
+      <w:r>
+        <w:rPr>
+          <w:b/>
+          <w:bCs/>
+        </w:rPr>
+        <w:t xml:space="preserve">À faire :</w:t>
+      </w:r>
+    </w:p>
+    <w:p>
+      <w:pPr>
+        <w:pStyle w:val="ListParagraph"/>
+        <w:numPr>
+          <w:ilvl w:val="0"/>
+          <w:numId w:val="1"/>
+        </w:numPr>
+        <w:spacing w:after="60"/>
+      </w:pPr>
+      <w:r>
+        <w:t xml:space="preserve">Relire les risques et confirmer ceux que vous acceptez tels quels.</w:t>
+      </w:r>
+    </w:p>
+    <w:p>
+      <w:pPr>
+        <w:pStyle w:val="ListParagraph"/>
+        <w:numPr>
+          <w:ilvl w:val="0"/>
+          <w:numId w:val="1"/>
+        </w:numPr>
+        <w:spacing w:after="60"/>
+      </w:pPr>
+      <w:r>
+        <w:t xml:space="preserve">Pour les risques encore ouverts (portail public, double authentification, appareil mobile perdu), décider quoi faire et fixer une date.</w:t>
+      </w:r>
+    </w:p>
+    <w:p>
+      <w:pPr>
+        <w:pStyle w:val="ListParagraph"/>
+        <w:numPr>
+          <w:ilvl w:val="0"/>
+          <w:numId w:val="1"/>
+        </w:numPr>
+        <w:spacing w:after="60"/>
+      </w:pPr>
+      <w:r>
+        <w:t xml:space="preserve">Le mettre à jour après chaque correctif ou incident.</w:t>
+      </w:r>
+    </w:p>
+    <w:p>
+      <w:pPr>
+        <w:spacing w:after="120"/>
+      </w:pPr>
+      <w:r>
+        <w:rPr>
+          <w:b/>
+          <w:bCs/>
+        </w:rPr>
+        <w:t xml:space="preserve">Prochaine étape :</w:t>
+      </w:r>
+      <w:r>
+        <w:t xml:space="preserve"> traiter en priorité les trois risques les plus élevés encore ouverts.</w:t>
       </w:r>
     </w:p>
     <w:p>

--- a/public/iso/RR-02-Registre-des-risques.docx
+++ b/public/iso/RR-02-Registre-des-risques.docx
@@ -8,7 +8,20 @@
         <w:spacing w:after="60" w:before="160"/>
       </w:pPr>
       <w:r>
-        <w:t xml:space="preserve">Registre des risques — Police Bagage</w:t>
+        <w:t xml:space="preserve">Registre des risques</w:t>
+      </w:r>
+    </w:p>
+    <w:p>
+      <w:pPr>
+        <w:pStyle w:val="ListParagraph"/>
+        <w:numPr>
+          <w:ilvl w:val="0"/>
+          <w:numId w:val="1"/>
+        </w:numPr>
+        <w:spacing w:after="60"/>
+      </w:pPr>
+      <w:r>
+        <w:t xml:space="preserve">Organisation : Police Bagage</w:t>
       </w:r>
     </w:p>
     <w:p>
@@ -217,7 +230,7 @@
         <w:spacing w:after="60"/>
       </w:pPr>
       <w:r>
-        <w:t xml:space="preserve">1 à 6 : faible — 7 à 12 : moyen — 13 à 19 : élevé — 20 à 25 : critique.</w:t>
+        <w:t xml:space="preserve">1 à 6 : faible ; 7 à 12 : moyen ; 13 à 19 : élevé ; 20 à 25 : critique.</w:t>
       </w:r>
     </w:p>
     <w:p>
@@ -259,12 +272,12 @@
       <w:tblPr>
         <w:tblW w:type="dxa" w:w="9360"/>
         <w:tblBorders>
-          <w:top w:val="single" w:color="C9D2DD" w:sz="4"/>
-          <w:left w:val="single" w:color="C9D2DD" w:sz="4"/>
-          <w:bottom w:val="single" w:color="C9D2DD" w:sz="4"/>
-          <w:right w:val="single" w:color="C9D2DD" w:sz="4"/>
-          <w:insideH w:val="single" w:color="C9D2DD" w:sz="4"/>
-          <w:insideV w:val="single" w:color="C9D2DD" w:sz="4"/>
+          <w:top w:val="single" w:color="BFBFBF" w:sz="4"/>
+          <w:left w:val="single" w:color="BFBFBF" w:sz="4"/>
+          <w:bottom w:val="single" w:color="BFBFBF" w:sz="4"/>
+          <w:right w:val="single" w:color="BFBFBF" w:sz="4"/>
+          <w:insideH w:val="single" w:color="BFBFBF" w:sz="4"/>
+          <w:insideV w:val="single" w:color="BFBFBF" w:sz="4"/>
         </w:tblBorders>
       </w:tblPr>
       <w:tblGrid>
@@ -279,7 +292,7 @@
         <w:tc>
           <w:tcPr>
             <w:tcW w:type="dxa" w:w="3120"/>
-            <w:shd w:fill="EEF2F7" w:color="auto" w:val="clear"/>
+            <w:shd w:fill="F2F2F2" w:color="auto" w:val="clear"/>
             <w:tcMar>
               <w:top w:type="dxa" w:w="40"/>
               <w:left w:type="dxa" w:w="90"/>
@@ -296,7 +309,7 @@
         <w:tc>
           <w:tcPr>
             <w:tcW w:type="dxa" w:w="3120"/>
-            <w:shd w:fill="EEF2F7" w:color="auto" w:val="clear"/>
+            <w:shd w:fill="F2F2F2" w:color="auto" w:val="clear"/>
             <w:tcMar>
               <w:top w:type="dxa" w:w="40"/>
               <w:left w:type="dxa" w:w="90"/>
@@ -313,7 +326,7 @@
         <w:tc>
           <w:tcPr>
             <w:tcW w:type="dxa" w:w="3120"/>
-            <w:shd w:fill="EEF2F7" w:color="auto" w:val="clear"/>
+            <w:shd w:fill="F2F2F2" w:color="auto" w:val="clear"/>
             <w:tcMar>
               <w:top w:type="dxa" w:w="40"/>
               <w:left w:type="dxa" w:w="90"/>
@@ -357,7 +370,7 @@
           </w:tcPr>
           <w:p>
             <w:r>
-              <w:t xml:space="preserve">PII — confidentialité</w:t>
+              <w:t xml:space="preserve">PII (confidentialité)</w:t>
             </w:r>
           </w:p>
         </w:tc>
@@ -691,12 +704,12 @@
       <w:tblPr>
         <w:tblW w:type="dxa" w:w="9360"/>
         <w:tblBorders>
-          <w:top w:val="single" w:color="C9D2DD" w:sz="4"/>
-          <w:left w:val="single" w:color="C9D2DD" w:sz="4"/>
-          <w:bottom w:val="single" w:color="C9D2DD" w:sz="4"/>
-          <w:right w:val="single" w:color="C9D2DD" w:sz="4"/>
-          <w:insideH w:val="single" w:color="C9D2DD" w:sz="4"/>
-          <w:insideV w:val="single" w:color="C9D2DD" w:sz="4"/>
+          <w:top w:val="single" w:color="BFBFBF" w:sz="4"/>
+          <w:left w:val="single" w:color="BFBFBF" w:sz="4"/>
+          <w:bottom w:val="single" w:color="BFBFBF" w:sz="4"/>
+          <w:right w:val="single" w:color="BFBFBF" w:sz="4"/>
+          <w:insideH w:val="single" w:color="BFBFBF" w:sz="4"/>
+          <w:insideV w:val="single" w:color="BFBFBF" w:sz="4"/>
         </w:tblBorders>
       </w:tblPr>
       <w:tblGrid>
@@ -720,7 +733,7 @@
         <w:tc>
           <w:tcPr>
             <w:tcW w:type="dxa" w:w="780"/>
-            <w:shd w:fill="EEF2F7" w:color="auto" w:val="clear"/>
+            <w:shd w:fill="F2F2F2" w:color="auto" w:val="clear"/>
             <w:tcMar>
               <w:top w:type="dxa" w:w="40"/>
               <w:left w:type="dxa" w:w="90"/>
@@ -737,7 +750,7 @@
         <w:tc>
           <w:tcPr>
             <w:tcW w:type="dxa" w:w="780"/>
-            <w:shd w:fill="EEF2F7" w:color="auto" w:val="clear"/>
+            <w:shd w:fill="F2F2F2" w:color="auto" w:val="clear"/>
             <w:tcMar>
               <w:top w:type="dxa" w:w="40"/>
               <w:left w:type="dxa" w:w="90"/>
@@ -754,7 +767,7 @@
         <w:tc>
           <w:tcPr>
             <w:tcW w:type="dxa" w:w="780"/>
-            <w:shd w:fill="EEF2F7" w:color="auto" w:val="clear"/>
+            <w:shd w:fill="F2F2F2" w:color="auto" w:val="clear"/>
             <w:tcMar>
               <w:top w:type="dxa" w:w="40"/>
               <w:left w:type="dxa" w:w="90"/>
@@ -771,7 +784,7 @@
         <w:tc>
           <w:tcPr>
             <w:tcW w:type="dxa" w:w="780"/>
-            <w:shd w:fill="EEF2F7" w:color="auto" w:val="clear"/>
+            <w:shd w:fill="F2F2F2" w:color="auto" w:val="clear"/>
             <w:tcMar>
               <w:top w:type="dxa" w:w="40"/>
               <w:left w:type="dxa" w:w="90"/>
@@ -788,7 +801,7 @@
         <w:tc>
           <w:tcPr>
             <w:tcW w:type="dxa" w:w="780"/>
-            <w:shd w:fill="EEF2F7" w:color="auto" w:val="clear"/>
+            <w:shd w:fill="F2F2F2" w:color="auto" w:val="clear"/>
             <w:tcMar>
               <w:top w:type="dxa" w:w="40"/>
               <w:left w:type="dxa" w:w="90"/>
@@ -805,7 +818,7 @@
         <w:tc>
           <w:tcPr>
             <w:tcW w:type="dxa" w:w="780"/>
-            <w:shd w:fill="EEF2F7" w:color="auto" w:val="clear"/>
+            <w:shd w:fill="F2F2F2" w:color="auto" w:val="clear"/>
             <w:tcMar>
               <w:top w:type="dxa" w:w="40"/>
               <w:left w:type="dxa" w:w="90"/>
@@ -822,7 +835,7 @@
         <w:tc>
           <w:tcPr>
             <w:tcW w:type="dxa" w:w="780"/>
-            <w:shd w:fill="EEF2F7" w:color="auto" w:val="clear"/>
+            <w:shd w:fill="F2F2F2" w:color="auto" w:val="clear"/>
             <w:tcMar>
               <w:top w:type="dxa" w:w="40"/>
               <w:left w:type="dxa" w:w="90"/>
@@ -839,7 +852,7 @@
         <w:tc>
           <w:tcPr>
             <w:tcW w:type="dxa" w:w="780"/>
-            <w:shd w:fill="EEF2F7" w:color="auto" w:val="clear"/>
+            <w:shd w:fill="F2F2F2" w:color="auto" w:val="clear"/>
             <w:tcMar>
               <w:top w:type="dxa" w:w="40"/>
               <w:left w:type="dxa" w:w="90"/>
@@ -856,7 +869,7 @@
         <w:tc>
           <w:tcPr>
             <w:tcW w:type="dxa" w:w="780"/>
-            <w:shd w:fill="EEF2F7" w:color="auto" w:val="clear"/>
+            <w:shd w:fill="F2F2F2" w:color="auto" w:val="clear"/>
             <w:tcMar>
               <w:top w:type="dxa" w:w="40"/>
               <w:left w:type="dxa" w:w="90"/>
@@ -873,7 +886,7 @@
         <w:tc>
           <w:tcPr>
             <w:tcW w:type="dxa" w:w="780"/>
-            <w:shd w:fill="EEF2F7" w:color="auto" w:val="clear"/>
+            <w:shd w:fill="F2F2F2" w:color="auto" w:val="clear"/>
             <w:tcMar>
               <w:top w:type="dxa" w:w="40"/>
               <w:left w:type="dxa" w:w="90"/>
@@ -890,7 +903,7 @@
         <w:tc>
           <w:tcPr>
             <w:tcW w:type="dxa" w:w="780"/>
-            <w:shd w:fill="EEF2F7" w:color="auto" w:val="clear"/>
+            <w:shd w:fill="F2F2F2" w:color="auto" w:val="clear"/>
             <w:tcMar>
               <w:top w:type="dxa" w:w="40"/>
               <w:left w:type="dxa" w:w="90"/>
@@ -907,7 +920,7 @@
         <w:tc>
           <w:tcPr>
             <w:tcW w:type="dxa" w:w="780"/>
-            <w:shd w:fill="EEF2F7" w:color="auto" w:val="clear"/>
+            <w:shd w:fill="F2F2F2" w:color="auto" w:val="clear"/>
             <w:tcMar>
               <w:top w:type="dxa" w:w="40"/>
               <w:left w:type="dxa" w:w="90"/>
@@ -4859,7 +4872,7 @@
         <w:t xml:space="preserve">R-05</w:t>
       </w:r>
       <w:r>
-        <w:t xml:space="preserve"> (16) — PII portail public. Décision produit attendue.</w:t>
+        <w:t xml:space="preserve"> (16) : PII portail public. Décision produit attendue.</w:t>
       </w:r>
     </w:p>
     <w:p>
@@ -4879,7 +4892,7 @@
         <w:t xml:space="preserve">R-09</w:t>
       </w:r>
       <w:r>
-        <w:t xml:space="preserve"> (15) — MFA absente. Réglage console.</w:t>
+        <w:t xml:space="preserve"> (15) : MFA absente. Réglage console.</w:t>
       </w:r>
     </w:p>
     <w:p>
@@ -4899,7 +4912,7 @@
         <w:t xml:space="preserve">R-08</w:t>
       </w:r>
       <w:r>
-        <w:t xml:space="preserve"> (12) — PDA volé. Test appareil requis.</w:t>
+        <w:t xml:space="preserve"> (12) : PDA volé. Test appareil requis.</w:t>
       </w:r>
     </w:p>
     <w:p>
@@ -5302,7 +5315,7 @@
     <w:rPr>
       <w:b/>
       <w:bCs/>
-      <w:color w:val="1F3A5F"/>
+      <w:color w:val="000000"/>
       <w:sz w:val="34"/>
       <w:szCs w:val="34"/>
     </w:rPr>
@@ -5315,7 +5328,7 @@
     <w:rPr>
       <w:b/>
       <w:bCs/>
-      <w:color w:val="1F3A5F"/>
+      <w:color w:val="000000"/>
       <w:sz w:val="27"/>
       <w:szCs w:val="27"/>
     </w:rPr>
@@ -5328,7 +5341,7 @@
     <w:rPr>
       <w:b/>
       <w:bCs/>
-      <w:color w:val="1F3A5F"/>
+      <w:color w:val="000000"/>
       <w:sz w:val="23"/>
       <w:szCs w:val="23"/>
     </w:rPr>
@@ -5341,7 +5354,7 @@
     <w:rPr>
       <w:b/>
       <w:bCs/>
-      <w:color w:val="1F3A5F"/>
+      <w:color w:val="000000"/>
       <w:sz w:val="23"/>
       <w:szCs w:val="23"/>
     </w:rPr>
@@ -5354,7 +5367,7 @@
     <w:rPr>
       <w:b/>
       <w:bCs/>
-      <w:color w:val="1F3A5F"/>
+      <w:color w:val="000000"/>
       <w:sz w:val="23"/>
       <w:szCs w:val="23"/>
     </w:rPr>
@@ -5367,7 +5380,7 @@
     <w:rPr>
       <w:b/>
       <w:bCs/>
-      <w:color w:val="1F3A5F"/>
+      <w:color w:val="000000"/>
       <w:sz w:val="23"/>
       <w:szCs w:val="23"/>
     </w:rPr>

--- a/public/iso/RR-02-Registre-des-risques.docx
+++ b/public/iso/RR-02-Registre-des-risques.docx
@@ -270,7 +270,7 @@
     </w:p>
     <w:tbl>
       <w:tblPr>
-        <w:tblW w:type="dxa" w:w="9360"/>
+        <w:tblW w:type="dxa" w:w="13572"/>
         <w:tblBorders>
           <w:top w:val="single" w:color="BFBFBF" w:sz="4"/>
           <w:left w:val="single" w:color="BFBFBF" w:sz="4"/>
@@ -281,9 +281,9 @@
         </w:tblBorders>
       </w:tblPr>
       <w:tblGrid>
-        <w:gridCol w:w="3120"/>
-        <w:gridCol w:w="3120"/>
-        <w:gridCol w:w="3120"/>
+        <w:gridCol w:w="5655"/>
+        <w:gridCol w:w="3393"/>
+        <w:gridCol w:w="4524"/>
       </w:tblGrid>
       <w:tr>
         <w:trPr>
@@ -291,7 +291,7 @@
         </w:trPr>
         <w:tc>
           <w:tcPr>
-            <w:tcW w:type="dxa" w:w="3120"/>
+            <w:tcW w:type="dxa" w:w="5655"/>
             <w:shd w:fill="F2F2F2" w:color="auto" w:val="clear"/>
             <w:tcMar>
               <w:top w:type="dxa" w:w="40"/>
@@ -308,7 +308,7 @@
         </w:tc>
         <w:tc>
           <w:tcPr>
-            <w:tcW w:type="dxa" w:w="3120"/>
+            <w:tcW w:type="dxa" w:w="3393"/>
             <w:shd w:fill="F2F2F2" w:color="auto" w:val="clear"/>
             <w:tcMar>
               <w:top w:type="dxa" w:w="40"/>
@@ -325,7 +325,7 @@
         </w:tc>
         <w:tc>
           <w:tcPr>
-            <w:tcW w:type="dxa" w:w="3120"/>
+            <w:tcW w:type="dxa" w:w="4524"/>
             <w:shd w:fill="F2F2F2" w:color="auto" w:val="clear"/>
             <w:tcMar>
               <w:top w:type="dxa" w:w="40"/>
@@ -344,7 +344,7 @@
       <w:tr>
         <w:tc>
           <w:tcPr>
-            <w:tcW w:type="dxa" w:w="3120"/>
+            <w:tcW w:type="dxa" w:w="5655"/>
             <w:tcMar>
               <w:top w:type="dxa" w:w="40"/>
               <w:left w:type="dxa" w:w="90"/>
@@ -360,7 +360,7 @@
         </w:tc>
         <w:tc>
           <w:tcPr>
-            <w:tcW w:type="dxa" w:w="3120"/>
+            <w:tcW w:type="dxa" w:w="3393"/>
             <w:tcMar>
               <w:top w:type="dxa" w:w="40"/>
               <w:left w:type="dxa" w:w="90"/>
@@ -376,7 +376,7 @@
         </w:tc>
         <w:tc>
           <w:tcPr>
-            <w:tcW w:type="dxa" w:w="3120"/>
+            <w:tcW w:type="dxa" w:w="4524"/>
             <w:tcMar>
               <w:top w:type="dxa" w:w="40"/>
               <w:left w:type="dxa" w:w="90"/>
@@ -405,7 +405,7 @@
       <w:tr>
         <w:tc>
           <w:tcPr>
-            <w:tcW w:type="dxa" w:w="3120"/>
+            <w:tcW w:type="dxa" w:w="5655"/>
             <w:tcMar>
               <w:top w:type="dxa" w:w="40"/>
               <w:left w:type="dxa" w:w="90"/>
@@ -421,7 +421,7 @@
         </w:tc>
         <w:tc>
           <w:tcPr>
-            <w:tcW w:type="dxa" w:w="3120"/>
+            <w:tcW w:type="dxa" w:w="3393"/>
             <w:tcMar>
               <w:top w:type="dxa" w:w="40"/>
               <w:left w:type="dxa" w:w="90"/>
@@ -437,7 +437,7 @@
         </w:tc>
         <w:tc>
           <w:tcPr>
-            <w:tcW w:type="dxa" w:w="3120"/>
+            <w:tcW w:type="dxa" w:w="4524"/>
             <w:tcMar>
               <w:top w:type="dxa" w:w="40"/>
               <w:left w:type="dxa" w:w="90"/>
@@ -474,7 +474,7 @@
       <w:tr>
         <w:tc>
           <w:tcPr>
-            <w:tcW w:type="dxa" w:w="3120"/>
+            <w:tcW w:type="dxa" w:w="5655"/>
             <w:tcMar>
               <w:top w:type="dxa" w:w="40"/>
               <w:left w:type="dxa" w:w="90"/>
@@ -490,7 +490,7 @@
         </w:tc>
         <w:tc>
           <w:tcPr>
-            <w:tcW w:type="dxa" w:w="3120"/>
+            <w:tcW w:type="dxa" w:w="3393"/>
             <w:tcMar>
               <w:top w:type="dxa" w:w="40"/>
               <w:left w:type="dxa" w:w="90"/>
@@ -506,7 +506,7 @@
         </w:tc>
         <w:tc>
           <w:tcPr>
-            <w:tcW w:type="dxa" w:w="3120"/>
+            <w:tcW w:type="dxa" w:w="4524"/>
             <w:tcMar>
               <w:top w:type="dxa" w:w="40"/>
               <w:left w:type="dxa" w:w="90"/>
@@ -535,7 +535,7 @@
       <w:tr>
         <w:tc>
           <w:tcPr>
-            <w:tcW w:type="dxa" w:w="3120"/>
+            <w:tcW w:type="dxa" w:w="5655"/>
             <w:tcMar>
               <w:top w:type="dxa" w:w="40"/>
               <w:left w:type="dxa" w:w="90"/>
@@ -551,7 +551,7 @@
         </w:tc>
         <w:tc>
           <w:tcPr>
-            <w:tcW w:type="dxa" w:w="3120"/>
+            <w:tcW w:type="dxa" w:w="3393"/>
             <w:tcMar>
               <w:top w:type="dxa" w:w="40"/>
               <w:left w:type="dxa" w:w="90"/>
@@ -567,7 +567,7 @@
         </w:tc>
         <w:tc>
           <w:tcPr>
-            <w:tcW w:type="dxa" w:w="3120"/>
+            <w:tcW w:type="dxa" w:w="4524"/>
             <w:tcMar>
               <w:top w:type="dxa" w:w="40"/>
               <w:left w:type="dxa" w:w="90"/>
@@ -585,7 +585,7 @@
       <w:tr>
         <w:tc>
           <w:tcPr>
-            <w:tcW w:type="dxa" w:w="3120"/>
+            <w:tcW w:type="dxa" w:w="5655"/>
             <w:tcMar>
               <w:top w:type="dxa" w:w="40"/>
               <w:left w:type="dxa" w:w="90"/>
@@ -601,7 +601,7 @@
         </w:tc>
         <w:tc>
           <w:tcPr>
-            <w:tcW w:type="dxa" w:w="3120"/>
+            <w:tcW w:type="dxa" w:w="3393"/>
             <w:tcMar>
               <w:top w:type="dxa" w:w="40"/>
               <w:left w:type="dxa" w:w="90"/>
@@ -617,7 +617,7 @@
         </w:tc>
         <w:tc>
           <w:tcPr>
-            <w:tcW w:type="dxa" w:w="3120"/>
+            <w:tcW w:type="dxa" w:w="4524"/>
             <w:tcMar>
               <w:top w:type="dxa" w:w="40"/>
               <w:left w:type="dxa" w:w="90"/>
@@ -635,7 +635,7 @@
       <w:tr>
         <w:tc>
           <w:tcPr>
-            <w:tcW w:type="dxa" w:w="3120"/>
+            <w:tcW w:type="dxa" w:w="5655"/>
             <w:tcMar>
               <w:top w:type="dxa" w:w="40"/>
               <w:left w:type="dxa" w:w="90"/>
@@ -651,7 +651,7 @@
         </w:tc>
         <w:tc>
           <w:tcPr>
-            <w:tcW w:type="dxa" w:w="3120"/>
+            <w:tcW w:type="dxa" w:w="3393"/>
             <w:tcMar>
               <w:top w:type="dxa" w:w="40"/>
               <w:left w:type="dxa" w:w="90"/>
@@ -667,7 +667,7 @@
         </w:tc>
         <w:tc>
           <w:tcPr>
-            <w:tcW w:type="dxa" w:w="3120"/>
+            <w:tcW w:type="dxa" w:w="4524"/>
             <w:tcMar>
               <w:top w:type="dxa" w:w="40"/>
               <w:left w:type="dxa" w:w="90"/>
@@ -702,7 +702,7 @@
     </w:p>
     <w:tbl>
       <w:tblPr>
-        <w:tblW w:type="dxa" w:w="9360"/>
+        <w:tblW w:type="dxa" w:w="13572"/>
         <w:tblBorders>
           <w:top w:val="single" w:color="BFBFBF" w:sz="4"/>
           <w:left w:val="single" w:color="BFBFBF" w:sz="4"/>
@@ -713,18 +713,18 @@
         </w:tblBorders>
       </w:tblPr>
       <w:tblGrid>
-        <w:gridCol w:w="780"/>
-        <w:gridCol w:w="780"/>
-        <w:gridCol w:w="780"/>
-        <w:gridCol w:w="780"/>
-        <w:gridCol w:w="780"/>
-        <w:gridCol w:w="780"/>
-        <w:gridCol w:w="780"/>
-        <w:gridCol w:w="780"/>
-        <w:gridCol w:w="780"/>
-        <w:gridCol w:w="780"/>
-        <w:gridCol w:w="780"/>
-        <w:gridCol w:w="780"/>
+        <w:gridCol w:w="680"/>
+        <w:gridCol w:w="2290"/>
+        <w:gridCol w:w="1351"/>
+        <w:gridCol w:w="948"/>
+        <w:gridCol w:w="680"/>
+        <w:gridCol w:w="680"/>
+        <w:gridCol w:w="680"/>
+        <w:gridCol w:w="2291"/>
+        <w:gridCol w:w="1932"/>
+        <w:gridCol w:w="680"/>
+        <w:gridCol w:w="680"/>
+        <w:gridCol w:w="680"/>
       </w:tblGrid>
       <w:tr>
         <w:trPr>
@@ -732,7 +732,7 @@
         </w:trPr>
         <w:tc>
           <w:tcPr>
-            <w:tcW w:type="dxa" w:w="780"/>
+            <w:tcW w:type="dxa" w:w="680"/>
             <w:shd w:fill="F2F2F2" w:color="auto" w:val="clear"/>
             <w:tcMar>
               <w:top w:type="dxa" w:w="40"/>
@@ -749,7 +749,7 @@
         </w:tc>
         <w:tc>
           <w:tcPr>
-            <w:tcW w:type="dxa" w:w="780"/>
+            <w:tcW w:type="dxa" w:w="2290"/>
             <w:shd w:fill="F2F2F2" w:color="auto" w:val="clear"/>
             <w:tcMar>
               <w:top w:type="dxa" w:w="40"/>
@@ -766,7 +766,7 @@
         </w:tc>
         <w:tc>
           <w:tcPr>
-            <w:tcW w:type="dxa" w:w="780"/>
+            <w:tcW w:type="dxa" w:w="1351"/>
             <w:shd w:fill="F2F2F2" w:color="auto" w:val="clear"/>
             <w:tcMar>
               <w:top w:type="dxa" w:w="40"/>
@@ -783,7 +783,7 @@
         </w:tc>
         <w:tc>
           <w:tcPr>
-            <w:tcW w:type="dxa" w:w="780"/>
+            <w:tcW w:type="dxa" w:w="948"/>
             <w:shd w:fill="F2F2F2" w:color="auto" w:val="clear"/>
             <w:tcMar>
               <w:top w:type="dxa" w:w="40"/>
@@ -800,7 +800,7 @@
         </w:tc>
         <w:tc>
           <w:tcPr>
-            <w:tcW w:type="dxa" w:w="780"/>
+            <w:tcW w:type="dxa" w:w="680"/>
             <w:shd w:fill="F2F2F2" w:color="auto" w:val="clear"/>
             <w:tcMar>
               <w:top w:type="dxa" w:w="40"/>
@@ -817,7 +817,7 @@
         </w:tc>
         <w:tc>
           <w:tcPr>
-            <w:tcW w:type="dxa" w:w="780"/>
+            <w:tcW w:type="dxa" w:w="680"/>
             <w:shd w:fill="F2F2F2" w:color="auto" w:val="clear"/>
             <w:tcMar>
               <w:top w:type="dxa" w:w="40"/>
@@ -834,7 +834,7 @@
         </w:tc>
         <w:tc>
           <w:tcPr>
-            <w:tcW w:type="dxa" w:w="780"/>
+            <w:tcW w:type="dxa" w:w="680"/>
             <w:shd w:fill="F2F2F2" w:color="auto" w:val="clear"/>
             <w:tcMar>
               <w:top w:type="dxa" w:w="40"/>
@@ -851,7 +851,7 @@
         </w:tc>
         <w:tc>
           <w:tcPr>
-            <w:tcW w:type="dxa" w:w="780"/>
+            <w:tcW w:type="dxa" w:w="2291"/>
             <w:shd w:fill="F2F2F2" w:color="auto" w:val="clear"/>
             <w:tcMar>
               <w:top w:type="dxa" w:w="40"/>
@@ -868,7 +868,7 @@
         </w:tc>
         <w:tc>
           <w:tcPr>
-            <w:tcW w:type="dxa" w:w="780"/>
+            <w:tcW w:type="dxa" w:w="1932"/>
             <w:shd w:fill="F2F2F2" w:color="auto" w:val="clear"/>
             <w:tcMar>
               <w:top w:type="dxa" w:w="40"/>
@@ -885,7 +885,7 @@
         </w:tc>
         <w:tc>
           <w:tcPr>
-            <w:tcW w:type="dxa" w:w="780"/>
+            <w:tcW w:type="dxa" w:w="680"/>
             <w:shd w:fill="F2F2F2" w:color="auto" w:val="clear"/>
             <w:tcMar>
               <w:top w:type="dxa" w:w="40"/>
@@ -902,7 +902,7 @@
         </w:tc>
         <w:tc>
           <w:tcPr>
-            <w:tcW w:type="dxa" w:w="780"/>
+            <w:tcW w:type="dxa" w:w="680"/>
             <w:shd w:fill="F2F2F2" w:color="auto" w:val="clear"/>
             <w:tcMar>
               <w:top w:type="dxa" w:w="40"/>
@@ -919,7 +919,7 @@
         </w:tc>
         <w:tc>
           <w:tcPr>
-            <w:tcW w:type="dxa" w:w="780"/>
+            <w:tcW w:type="dxa" w:w="680"/>
             <w:shd w:fill="F2F2F2" w:color="auto" w:val="clear"/>
             <w:tcMar>
               <w:top w:type="dxa" w:w="40"/>
@@ -938,7 +938,7 @@
       <w:tr>
         <w:tc>
           <w:tcPr>
-            <w:tcW w:type="dxa" w:w="780"/>
+            <w:tcW w:type="dxa" w:w="680"/>
             <w:tcMar>
               <w:top w:type="dxa" w:w="40"/>
               <w:left w:type="dxa" w:w="90"/>
@@ -954,7 +954,7 @@
         </w:tc>
         <w:tc>
           <w:tcPr>
-            <w:tcW w:type="dxa" w:w="780"/>
+            <w:tcW w:type="dxa" w:w="2290"/>
             <w:tcMar>
               <w:top w:type="dxa" w:w="40"/>
               <w:left w:type="dxa" w:w="90"/>
@@ -970,7 +970,7 @@
         </w:tc>
         <w:tc>
           <w:tcPr>
-            <w:tcW w:type="dxa" w:w="780"/>
+            <w:tcW w:type="dxa" w:w="1351"/>
             <w:tcMar>
               <w:top w:type="dxa" w:w="40"/>
               <w:left w:type="dxa" w:w="90"/>
@@ -986,7 +986,7 @@
         </w:tc>
         <w:tc>
           <w:tcPr>
-            <w:tcW w:type="dxa" w:w="780"/>
+            <w:tcW w:type="dxa" w:w="948"/>
             <w:tcMar>
               <w:top w:type="dxa" w:w="40"/>
               <w:left w:type="dxa" w:w="90"/>
@@ -1002,7 +1002,7 @@
         </w:tc>
         <w:tc>
           <w:tcPr>
-            <w:tcW w:type="dxa" w:w="780"/>
+            <w:tcW w:type="dxa" w:w="680"/>
             <w:tcMar>
               <w:top w:type="dxa" w:w="40"/>
               <w:left w:type="dxa" w:w="90"/>
@@ -1018,7 +1018,7 @@
         </w:tc>
         <w:tc>
           <w:tcPr>
-            <w:tcW w:type="dxa" w:w="780"/>
+            <w:tcW w:type="dxa" w:w="680"/>
             <w:tcMar>
               <w:top w:type="dxa" w:w="40"/>
               <w:left w:type="dxa" w:w="90"/>
@@ -1034,7 +1034,7 @@
         </w:tc>
         <w:tc>
           <w:tcPr>
-            <w:tcW w:type="dxa" w:w="780"/>
+            <w:tcW w:type="dxa" w:w="680"/>
             <w:tcMar>
               <w:top w:type="dxa" w:w="40"/>
               <w:left w:type="dxa" w:w="90"/>
@@ -1050,7 +1050,7 @@
         </w:tc>
         <w:tc>
           <w:tcPr>
-            <w:tcW w:type="dxa" w:w="780"/>
+            <w:tcW w:type="dxa" w:w="2291"/>
             <w:tcMar>
               <w:top w:type="dxa" w:w="40"/>
               <w:left w:type="dxa" w:w="90"/>
@@ -1066,7 +1066,7 @@
         </w:tc>
         <w:tc>
           <w:tcPr>
-            <w:tcW w:type="dxa" w:w="780"/>
+            <w:tcW w:type="dxa" w:w="1932"/>
             <w:tcMar>
               <w:top w:type="dxa" w:w="40"/>
               <w:left w:type="dxa" w:w="90"/>
@@ -1082,7 +1082,7 @@
         </w:tc>
         <w:tc>
           <w:tcPr>
-            <w:tcW w:type="dxa" w:w="780"/>
+            <w:tcW w:type="dxa" w:w="680"/>
             <w:tcMar>
               <w:top w:type="dxa" w:w="40"/>
               <w:left w:type="dxa" w:w="90"/>
@@ -1098,7 +1098,7 @@
         </w:tc>
         <w:tc>
           <w:tcPr>
-            <w:tcW w:type="dxa" w:w="780"/>
+            <w:tcW w:type="dxa" w:w="680"/>
             <w:tcMar>
               <w:top w:type="dxa" w:w="40"/>
               <w:left w:type="dxa" w:w="90"/>
@@ -1114,7 +1114,7 @@
         </w:tc>
         <w:tc>
           <w:tcPr>
-            <w:tcW w:type="dxa" w:w="780"/>
+            <w:tcW w:type="dxa" w:w="680"/>
             <w:tcMar>
               <w:top w:type="dxa" w:w="40"/>
               <w:left w:type="dxa" w:w="90"/>
@@ -1132,7 +1132,7 @@
       <w:tr>
         <w:tc>
           <w:tcPr>
-            <w:tcW w:type="dxa" w:w="780"/>
+            <w:tcW w:type="dxa" w:w="680"/>
             <w:tcMar>
               <w:top w:type="dxa" w:w="40"/>
               <w:left w:type="dxa" w:w="90"/>
@@ -1148,7 +1148,7 @@
         </w:tc>
         <w:tc>
           <w:tcPr>
-            <w:tcW w:type="dxa" w:w="780"/>
+            <w:tcW w:type="dxa" w:w="2290"/>
             <w:tcMar>
               <w:top w:type="dxa" w:w="40"/>
               <w:left w:type="dxa" w:w="90"/>
@@ -1164,7 +1164,7 @@
         </w:tc>
         <w:tc>
           <w:tcPr>
-            <w:tcW w:type="dxa" w:w="780"/>
+            <w:tcW w:type="dxa" w:w="1351"/>
             <w:tcMar>
               <w:top w:type="dxa" w:w="40"/>
               <w:left w:type="dxa" w:w="90"/>
@@ -1180,7 +1180,7 @@
         </w:tc>
         <w:tc>
           <w:tcPr>
-            <w:tcW w:type="dxa" w:w="780"/>
+            <w:tcW w:type="dxa" w:w="948"/>
             <w:tcMar>
               <w:top w:type="dxa" w:w="40"/>
               <w:left w:type="dxa" w:w="90"/>
@@ -1196,7 +1196,7 @@
         </w:tc>
         <w:tc>
           <w:tcPr>
-            <w:tcW w:type="dxa" w:w="780"/>
+            <w:tcW w:type="dxa" w:w="680"/>
             <w:tcMar>
               <w:top w:type="dxa" w:w="40"/>
               <w:left w:type="dxa" w:w="90"/>
@@ -1212,7 +1212,7 @@
         </w:tc>
         <w:tc>
           <w:tcPr>
-            <w:tcW w:type="dxa" w:w="780"/>
+            <w:tcW w:type="dxa" w:w="680"/>
             <w:tcMar>
               <w:top w:type="dxa" w:w="40"/>
               <w:left w:type="dxa" w:w="90"/>
@@ -1228,7 +1228,7 @@
         </w:tc>
         <w:tc>
           <w:tcPr>
-            <w:tcW w:type="dxa" w:w="780"/>
+            <w:tcW w:type="dxa" w:w="680"/>
             <w:tcMar>
               <w:top w:type="dxa" w:w="40"/>
               <w:left w:type="dxa" w:w="90"/>
@@ -1244,7 +1244,7 @@
         </w:tc>
         <w:tc>
           <w:tcPr>
-            <w:tcW w:type="dxa" w:w="780"/>
+            <w:tcW w:type="dxa" w:w="2291"/>
             <w:tcMar>
               <w:top w:type="dxa" w:w="40"/>
               <w:left w:type="dxa" w:w="90"/>
@@ -1260,7 +1260,7 @@
         </w:tc>
         <w:tc>
           <w:tcPr>
-            <w:tcW w:type="dxa" w:w="780"/>
+            <w:tcW w:type="dxa" w:w="1932"/>
             <w:tcMar>
               <w:top w:type="dxa" w:w="40"/>
               <w:left w:type="dxa" w:w="90"/>
@@ -1276,7 +1276,7 @@
         </w:tc>
         <w:tc>
           <w:tcPr>
-            <w:tcW w:type="dxa" w:w="780"/>
+            <w:tcW w:type="dxa" w:w="680"/>
             <w:tcMar>
               <w:top w:type="dxa" w:w="40"/>
               <w:left w:type="dxa" w:w="90"/>
@@ -1292,7 +1292,7 @@
         </w:tc>
         <w:tc>
           <w:tcPr>
-            <w:tcW w:type="dxa" w:w="780"/>
+            <w:tcW w:type="dxa" w:w="680"/>
             <w:tcMar>
               <w:top w:type="dxa" w:w="40"/>
               <w:left w:type="dxa" w:w="90"/>
@@ -1308,7 +1308,7 @@
         </w:tc>
         <w:tc>
           <w:tcPr>
-            <w:tcW w:type="dxa" w:w="780"/>
+            <w:tcW w:type="dxa" w:w="680"/>
             <w:tcMar>
               <w:top w:type="dxa" w:w="40"/>
               <w:left w:type="dxa" w:w="90"/>
@@ -1326,7 +1326,7 @@
       <w:tr>
         <w:tc>
           <w:tcPr>
-            <w:tcW w:type="dxa" w:w="780"/>
+            <w:tcW w:type="dxa" w:w="680"/>
             <w:tcMar>
               <w:top w:type="dxa" w:w="40"/>
               <w:left w:type="dxa" w:w="90"/>
@@ -1342,7 +1342,7 @@
         </w:tc>
         <w:tc>
           <w:tcPr>
-            <w:tcW w:type="dxa" w:w="780"/>
+            <w:tcW w:type="dxa" w:w="2290"/>
             <w:tcMar>
               <w:top w:type="dxa" w:w="40"/>
               <w:left w:type="dxa" w:w="90"/>
@@ -1358,7 +1358,7 @@
         </w:tc>
         <w:tc>
           <w:tcPr>
-            <w:tcW w:type="dxa" w:w="780"/>
+            <w:tcW w:type="dxa" w:w="1351"/>
             <w:tcMar>
               <w:top w:type="dxa" w:w="40"/>
               <w:left w:type="dxa" w:w="90"/>
@@ -1374,7 +1374,7 @@
         </w:tc>
         <w:tc>
           <w:tcPr>
-            <w:tcW w:type="dxa" w:w="780"/>
+            <w:tcW w:type="dxa" w:w="948"/>
             <w:tcMar>
               <w:top w:type="dxa" w:w="40"/>
               <w:left w:type="dxa" w:w="90"/>
@@ -1390,7 +1390,7 @@
         </w:tc>
         <w:tc>
           <w:tcPr>
-            <w:tcW w:type="dxa" w:w="780"/>
+            <w:tcW w:type="dxa" w:w="680"/>
             <w:tcMar>
               <w:top w:type="dxa" w:w="40"/>
               <w:left w:type="dxa" w:w="90"/>
@@ -1406,7 +1406,7 @@
         </w:tc>
         <w:tc>
           <w:tcPr>
-            <w:tcW w:type="dxa" w:w="780"/>
+            <w:tcW w:type="dxa" w:w="680"/>
             <w:tcMar>
               <w:top w:type="dxa" w:w="40"/>
               <w:left w:type="dxa" w:w="90"/>
@@ -1422,7 +1422,7 @@
         </w:tc>
         <w:tc>
           <w:tcPr>
-            <w:tcW w:type="dxa" w:w="780"/>
+            <w:tcW w:type="dxa" w:w="680"/>
             <w:tcMar>
               <w:top w:type="dxa" w:w="40"/>
               <w:left w:type="dxa" w:w="90"/>
@@ -1438,7 +1438,7 @@
         </w:tc>
         <w:tc>
           <w:tcPr>
-            <w:tcW w:type="dxa" w:w="780"/>
+            <w:tcW w:type="dxa" w:w="2291"/>
             <w:tcMar>
               <w:top w:type="dxa" w:w="40"/>
               <w:left w:type="dxa" w:w="90"/>
@@ -1465,7 +1465,7 @@
         </w:tc>
         <w:tc>
           <w:tcPr>
-            <w:tcW w:type="dxa" w:w="780"/>
+            <w:tcW w:type="dxa" w:w="1932"/>
             <w:tcMar>
               <w:top w:type="dxa" w:w="40"/>
               <w:left w:type="dxa" w:w="90"/>
@@ -1481,7 +1481,7 @@
         </w:tc>
         <w:tc>
           <w:tcPr>
-            <w:tcW w:type="dxa" w:w="780"/>
+            <w:tcW w:type="dxa" w:w="680"/>
             <w:tcMar>
               <w:top w:type="dxa" w:w="40"/>
               <w:left w:type="dxa" w:w="90"/>
@@ -1497,7 +1497,7 @@
         </w:tc>
         <w:tc>
           <w:tcPr>
-            <w:tcW w:type="dxa" w:w="780"/>
+            <w:tcW w:type="dxa" w:w="680"/>
             <w:tcMar>
               <w:top w:type="dxa" w:w="40"/>
               <w:left w:type="dxa" w:w="90"/>
@@ -1513,7 +1513,7 @@
         </w:tc>
         <w:tc>
           <w:tcPr>
-            <w:tcW w:type="dxa" w:w="780"/>
+            <w:tcW w:type="dxa" w:w="680"/>
             <w:tcMar>
               <w:top w:type="dxa" w:w="40"/>
               <w:left w:type="dxa" w:w="90"/>
@@ -1531,7 +1531,7 @@
       <w:tr>
         <w:tc>
           <w:tcPr>
-            <w:tcW w:type="dxa" w:w="780"/>
+            <w:tcW w:type="dxa" w:w="680"/>
             <w:tcMar>
               <w:top w:type="dxa" w:w="40"/>
               <w:left w:type="dxa" w:w="90"/>
@@ -1547,7 +1547,7 @@
         </w:tc>
         <w:tc>
           <w:tcPr>
-            <w:tcW w:type="dxa" w:w="780"/>
+            <w:tcW w:type="dxa" w:w="2290"/>
             <w:tcMar>
               <w:top w:type="dxa" w:w="40"/>
               <w:left w:type="dxa" w:w="90"/>
@@ -1563,7 +1563,7 @@
         </w:tc>
         <w:tc>
           <w:tcPr>
-            <w:tcW w:type="dxa" w:w="780"/>
+            <w:tcW w:type="dxa" w:w="1351"/>
             <w:tcMar>
               <w:top w:type="dxa" w:w="40"/>
               <w:left w:type="dxa" w:w="90"/>
@@ -1579,7 +1579,7 @@
         </w:tc>
         <w:tc>
           <w:tcPr>
-            <w:tcW w:type="dxa" w:w="780"/>
+            <w:tcW w:type="dxa" w:w="948"/>
             <w:tcMar>
               <w:top w:type="dxa" w:w="40"/>
               <w:left w:type="dxa" w:w="90"/>
@@ -1595,7 +1595,7 @@
         </w:tc>
         <w:tc>
           <w:tcPr>
-            <w:tcW w:type="dxa" w:w="780"/>
+            <w:tcW w:type="dxa" w:w="680"/>
             <w:tcMar>
               <w:top w:type="dxa" w:w="40"/>
               <w:left w:type="dxa" w:w="90"/>
@@ -1611,7 +1611,7 @@
         </w:tc>
         <w:tc>
           <w:tcPr>
-            <w:tcW w:type="dxa" w:w="780"/>
+            <w:tcW w:type="dxa" w:w="680"/>
             <w:tcMar>
               <w:top w:type="dxa" w:w="40"/>
               <w:left w:type="dxa" w:w="90"/>
@@ -1627,7 +1627,7 @@
         </w:tc>
         <w:tc>
           <w:tcPr>
-            <w:tcW w:type="dxa" w:w="780"/>
+            <w:tcW w:type="dxa" w:w="680"/>
             <w:tcMar>
               <w:top w:type="dxa" w:w="40"/>
               <w:left w:type="dxa" w:w="90"/>
@@ -1643,7 +1643,7 @@
         </w:tc>
         <w:tc>
           <w:tcPr>
-            <w:tcW w:type="dxa" w:w="780"/>
+            <w:tcW w:type="dxa" w:w="2291"/>
             <w:tcMar>
               <w:top w:type="dxa" w:w="40"/>
               <w:left w:type="dxa" w:w="90"/>
@@ -1659,7 +1659,7 @@
         </w:tc>
         <w:tc>
           <w:tcPr>
-            <w:tcW w:type="dxa" w:w="780"/>
+            <w:tcW w:type="dxa" w:w="1932"/>
             <w:tcMar>
               <w:top w:type="dxa" w:w="40"/>
               <w:left w:type="dxa" w:w="90"/>
@@ -1675,7 +1675,7 @@
         </w:tc>
         <w:tc>
           <w:tcPr>
-            <w:tcW w:type="dxa" w:w="780"/>
+            <w:tcW w:type="dxa" w:w="680"/>
             <w:tcMar>
               <w:top w:type="dxa" w:w="40"/>
               <w:left w:type="dxa" w:w="90"/>
@@ -1691,7 +1691,7 @@
         </w:tc>
         <w:tc>
           <w:tcPr>
-            <w:tcW w:type="dxa" w:w="780"/>
+            <w:tcW w:type="dxa" w:w="680"/>
             <w:tcMar>
               <w:top w:type="dxa" w:w="40"/>
               <w:left w:type="dxa" w:w="90"/>
@@ -1707,7 +1707,7 @@
         </w:tc>
         <w:tc>
           <w:tcPr>
-            <w:tcW w:type="dxa" w:w="780"/>
+            <w:tcW w:type="dxa" w:w="680"/>
             <w:tcMar>
               <w:top w:type="dxa" w:w="40"/>
               <w:left w:type="dxa" w:w="90"/>
@@ -1725,7 +1725,7 @@
       <w:tr>
         <w:tc>
           <w:tcPr>
-            <w:tcW w:type="dxa" w:w="780"/>
+            <w:tcW w:type="dxa" w:w="680"/>
             <w:tcMar>
               <w:top w:type="dxa" w:w="40"/>
               <w:left w:type="dxa" w:w="90"/>
@@ -1741,7 +1741,7 @@
         </w:tc>
         <w:tc>
           <w:tcPr>
-            <w:tcW w:type="dxa" w:w="780"/>
+            <w:tcW w:type="dxa" w:w="2290"/>
             <w:tcMar>
               <w:top w:type="dxa" w:w="40"/>
               <w:left w:type="dxa" w:w="90"/>
@@ -1757,7 +1757,7 @@
         </w:tc>
         <w:tc>
           <w:tcPr>
-            <w:tcW w:type="dxa" w:w="780"/>
+            <w:tcW w:type="dxa" w:w="1351"/>
             <w:tcMar>
               <w:top w:type="dxa" w:w="40"/>
               <w:left w:type="dxa" w:w="90"/>
@@ -1773,7 +1773,7 @@
         </w:tc>
         <w:tc>
           <w:tcPr>
-            <w:tcW w:type="dxa" w:w="780"/>
+            <w:tcW w:type="dxa" w:w="948"/>
             <w:tcMar>
               <w:top w:type="dxa" w:w="40"/>
               <w:left w:type="dxa" w:w="90"/>
@@ -1789,7 +1789,7 @@
         </w:tc>
         <w:tc>
           <w:tcPr>
-            <w:tcW w:type="dxa" w:w="780"/>
+            <w:tcW w:type="dxa" w:w="680"/>
             <w:tcMar>
               <w:top w:type="dxa" w:w="40"/>
               <w:left w:type="dxa" w:w="90"/>
@@ -1805,7 +1805,7 @@
         </w:tc>
         <w:tc>
           <w:tcPr>
-            <w:tcW w:type="dxa" w:w="780"/>
+            <w:tcW w:type="dxa" w:w="680"/>
             <w:tcMar>
               <w:top w:type="dxa" w:w="40"/>
               <w:left w:type="dxa" w:w="90"/>
@@ -1821,7 +1821,7 @@
         </w:tc>
         <w:tc>
           <w:tcPr>
-            <w:tcW w:type="dxa" w:w="780"/>
+            <w:tcW w:type="dxa" w:w="680"/>
             <w:tcMar>
               <w:top w:type="dxa" w:w="40"/>
               <w:left w:type="dxa" w:w="90"/>
@@ -1837,7 +1837,7 @@
         </w:tc>
         <w:tc>
           <w:tcPr>
-            <w:tcW w:type="dxa" w:w="780"/>
+            <w:tcW w:type="dxa" w:w="2291"/>
             <w:tcMar>
               <w:top w:type="dxa" w:w="40"/>
               <w:left w:type="dxa" w:w="90"/>
@@ -1853,7 +1853,7 @@
         </w:tc>
         <w:tc>
           <w:tcPr>
-            <w:tcW w:type="dxa" w:w="780"/>
+            <w:tcW w:type="dxa" w:w="1932"/>
             <w:tcMar>
               <w:top w:type="dxa" w:w="40"/>
               <w:left w:type="dxa" w:w="90"/>
@@ -1869,7 +1869,7 @@
         </w:tc>
         <w:tc>
           <w:tcPr>
-            <w:tcW w:type="dxa" w:w="780"/>
+            <w:tcW w:type="dxa" w:w="680"/>
             <w:tcMar>
               <w:top w:type="dxa" w:w="40"/>
               <w:left w:type="dxa" w:w="90"/>
@@ -1885,7 +1885,7 @@
         </w:tc>
         <w:tc>
           <w:tcPr>
-            <w:tcW w:type="dxa" w:w="780"/>
+            <w:tcW w:type="dxa" w:w="680"/>
             <w:tcMar>
               <w:top w:type="dxa" w:w="40"/>
               <w:left w:type="dxa" w:w="90"/>
@@ -1901,7 +1901,7 @@
         </w:tc>
         <w:tc>
           <w:tcPr>
-            <w:tcW w:type="dxa" w:w="780"/>
+            <w:tcW w:type="dxa" w:w="680"/>
             <w:tcMar>
               <w:top w:type="dxa" w:w="40"/>
               <w:left w:type="dxa" w:w="90"/>
@@ -1919,7 +1919,7 @@
       <w:tr>
         <w:tc>
           <w:tcPr>
-            <w:tcW w:type="dxa" w:w="780"/>
+            <w:tcW w:type="dxa" w:w="680"/>
             <w:tcMar>
               <w:top w:type="dxa" w:w="40"/>
               <w:left w:type="dxa" w:w="90"/>
@@ -1935,7 +1935,7 @@
         </w:tc>
         <w:tc>
           <w:tcPr>
-            <w:tcW w:type="dxa" w:w="780"/>
+            <w:tcW w:type="dxa" w:w="2290"/>
             <w:tcMar>
               <w:top w:type="dxa" w:w="40"/>
               <w:left w:type="dxa" w:w="90"/>
@@ -1951,7 +1951,7 @@
         </w:tc>
         <w:tc>
           <w:tcPr>
-            <w:tcW w:type="dxa" w:w="780"/>
+            <w:tcW w:type="dxa" w:w="1351"/>
             <w:tcMar>
               <w:top w:type="dxa" w:w="40"/>
               <w:left w:type="dxa" w:w="90"/>
@@ -1967,7 +1967,7 @@
         </w:tc>
         <w:tc>
           <w:tcPr>
-            <w:tcW w:type="dxa" w:w="780"/>
+            <w:tcW w:type="dxa" w:w="948"/>
             <w:tcMar>
               <w:top w:type="dxa" w:w="40"/>
               <w:left w:type="dxa" w:w="90"/>
@@ -1983,7 +1983,7 @@
         </w:tc>
         <w:tc>
           <w:tcPr>
-            <w:tcW w:type="dxa" w:w="780"/>
+            <w:tcW w:type="dxa" w:w="680"/>
             <w:tcMar>
               <w:top w:type="dxa" w:w="40"/>
               <w:left w:type="dxa" w:w="90"/>
@@ -1999,7 +1999,7 @@
         </w:tc>
         <w:tc>
           <w:tcPr>
-            <w:tcW w:type="dxa" w:w="780"/>
+            <w:tcW w:type="dxa" w:w="680"/>
             <w:tcMar>
               <w:top w:type="dxa" w:w="40"/>
               <w:left w:type="dxa" w:w="90"/>
@@ -2015,7 +2015,7 @@
         </w:tc>
         <w:tc>
           <w:tcPr>
-            <w:tcW w:type="dxa" w:w="780"/>
+            <w:tcW w:type="dxa" w:w="680"/>
             <w:tcMar>
               <w:top w:type="dxa" w:w="40"/>
               <w:left w:type="dxa" w:w="90"/>
@@ -2031,7 +2031,7 @@
         </w:tc>
         <w:tc>
           <w:tcPr>
-            <w:tcW w:type="dxa" w:w="780"/>
+            <w:tcW w:type="dxa" w:w="2291"/>
             <w:tcMar>
               <w:top w:type="dxa" w:w="40"/>
               <w:left w:type="dxa" w:w="90"/>
@@ -2047,7 +2047,7 @@
         </w:tc>
         <w:tc>
           <w:tcPr>
-            <w:tcW w:type="dxa" w:w="780"/>
+            <w:tcW w:type="dxa" w:w="1932"/>
             <w:tcMar>
               <w:top w:type="dxa" w:w="40"/>
               <w:left w:type="dxa" w:w="90"/>
@@ -2063,7 +2063,7 @@
         </w:tc>
         <w:tc>
           <w:tcPr>
-            <w:tcW w:type="dxa" w:w="780"/>
+            <w:tcW w:type="dxa" w:w="680"/>
             <w:tcMar>
               <w:top w:type="dxa" w:w="40"/>
               <w:left w:type="dxa" w:w="90"/>
@@ -2079,7 +2079,7 @@
         </w:tc>
         <w:tc>
           <w:tcPr>
-            <w:tcW w:type="dxa" w:w="780"/>
+            <w:tcW w:type="dxa" w:w="680"/>
             <w:tcMar>
               <w:top w:type="dxa" w:w="40"/>
               <w:left w:type="dxa" w:w="90"/>
@@ -2095,7 +2095,7 @@
         </w:tc>
         <w:tc>
           <w:tcPr>
-            <w:tcW w:type="dxa" w:w="780"/>
+            <w:tcW w:type="dxa" w:w="680"/>
             <w:tcMar>
               <w:top w:type="dxa" w:w="40"/>
               <w:left w:type="dxa" w:w="90"/>
@@ -2113,7 +2113,7 @@
       <w:tr>
         <w:tc>
           <w:tcPr>
-            <w:tcW w:type="dxa" w:w="780"/>
+            <w:tcW w:type="dxa" w:w="680"/>
             <w:tcMar>
               <w:top w:type="dxa" w:w="40"/>
               <w:left w:type="dxa" w:w="90"/>
@@ -2129,7 +2129,7 @@
         </w:tc>
         <w:tc>
           <w:tcPr>
-            <w:tcW w:type="dxa" w:w="780"/>
+            <w:tcW w:type="dxa" w:w="2290"/>
             <w:tcMar>
               <w:top w:type="dxa" w:w="40"/>
               <w:left w:type="dxa" w:w="90"/>
@@ -2145,7 +2145,7 @@
         </w:tc>
         <w:tc>
           <w:tcPr>
-            <w:tcW w:type="dxa" w:w="780"/>
+            <w:tcW w:type="dxa" w:w="1351"/>
             <w:tcMar>
               <w:top w:type="dxa" w:w="40"/>
               <w:left w:type="dxa" w:w="90"/>
@@ -2161,7 +2161,7 @@
         </w:tc>
         <w:tc>
           <w:tcPr>
-            <w:tcW w:type="dxa" w:w="780"/>
+            <w:tcW w:type="dxa" w:w="948"/>
             <w:tcMar>
               <w:top w:type="dxa" w:w="40"/>
               <w:left w:type="dxa" w:w="90"/>
@@ -2177,7 +2177,7 @@
         </w:tc>
         <w:tc>
           <w:tcPr>
-            <w:tcW w:type="dxa" w:w="780"/>
+            <w:tcW w:type="dxa" w:w="680"/>
             <w:tcMar>
               <w:top w:type="dxa" w:w="40"/>
               <w:left w:type="dxa" w:w="90"/>
@@ -2193,7 +2193,7 @@
         </w:tc>
         <w:tc>
           <w:tcPr>
-            <w:tcW w:type="dxa" w:w="780"/>
+            <w:tcW w:type="dxa" w:w="680"/>
             <w:tcMar>
               <w:top w:type="dxa" w:w="40"/>
               <w:left w:type="dxa" w:w="90"/>
@@ -2209,7 +2209,7 @@
         </w:tc>
         <w:tc>
           <w:tcPr>
-            <w:tcW w:type="dxa" w:w="780"/>
+            <w:tcW w:type="dxa" w:w="680"/>
             <w:tcMar>
               <w:top w:type="dxa" w:w="40"/>
               <w:left w:type="dxa" w:w="90"/>
@@ -2225,7 +2225,7 @@
         </w:tc>
         <w:tc>
           <w:tcPr>
-            <w:tcW w:type="dxa" w:w="780"/>
+            <w:tcW w:type="dxa" w:w="2291"/>
             <w:tcMar>
               <w:top w:type="dxa" w:w="40"/>
               <w:left w:type="dxa" w:w="90"/>
@@ -2241,7 +2241,7 @@
         </w:tc>
         <w:tc>
           <w:tcPr>
-            <w:tcW w:type="dxa" w:w="780"/>
+            <w:tcW w:type="dxa" w:w="1932"/>
             <w:tcMar>
               <w:top w:type="dxa" w:w="40"/>
               <w:left w:type="dxa" w:w="90"/>
@@ -2257,7 +2257,7 @@
         </w:tc>
         <w:tc>
           <w:tcPr>
-            <w:tcW w:type="dxa" w:w="780"/>
+            <w:tcW w:type="dxa" w:w="680"/>
             <w:tcMar>
               <w:top w:type="dxa" w:w="40"/>
               <w:left w:type="dxa" w:w="90"/>
@@ -2273,7 +2273,7 @@
         </w:tc>
         <w:tc>
           <w:tcPr>
-            <w:tcW w:type="dxa" w:w="780"/>
+            <w:tcW w:type="dxa" w:w="680"/>
             <w:tcMar>
               <w:top w:type="dxa" w:w="40"/>
               <w:left w:type="dxa" w:w="90"/>
@@ -2289,7 +2289,7 @@
         </w:tc>
         <w:tc>
           <w:tcPr>
-            <w:tcW w:type="dxa" w:w="780"/>
+            <w:tcW w:type="dxa" w:w="680"/>
             <w:tcMar>
               <w:top w:type="dxa" w:w="40"/>
               <w:left w:type="dxa" w:w="90"/>
@@ -2307,7 +2307,7 @@
       <w:tr>
         <w:tc>
           <w:tcPr>
-            <w:tcW w:type="dxa" w:w="780"/>
+            <w:tcW w:type="dxa" w:w="680"/>
             <w:tcMar>
               <w:top w:type="dxa" w:w="40"/>
               <w:left w:type="dxa" w:w="90"/>
@@ -2323,7 +2323,7 @@
         </w:tc>
         <w:tc>
           <w:tcPr>
-            <w:tcW w:type="dxa" w:w="780"/>
+            <w:tcW w:type="dxa" w:w="2290"/>
             <w:tcMar>
               <w:top w:type="dxa" w:w="40"/>
               <w:left w:type="dxa" w:w="90"/>
@@ -2339,7 +2339,7 @@
         </w:tc>
         <w:tc>
           <w:tcPr>
-            <w:tcW w:type="dxa" w:w="780"/>
+            <w:tcW w:type="dxa" w:w="1351"/>
             <w:tcMar>
               <w:top w:type="dxa" w:w="40"/>
               <w:left w:type="dxa" w:w="90"/>
@@ -2355,7 +2355,7 @@
         </w:tc>
         <w:tc>
           <w:tcPr>
-            <w:tcW w:type="dxa" w:w="780"/>
+            <w:tcW w:type="dxa" w:w="948"/>
             <w:tcMar>
               <w:top w:type="dxa" w:w="40"/>
               <w:left w:type="dxa" w:w="90"/>
@@ -2371,7 +2371,7 @@
         </w:tc>
         <w:tc>
           <w:tcPr>
-            <w:tcW w:type="dxa" w:w="780"/>
+            <w:tcW w:type="dxa" w:w="680"/>
             <w:tcMar>
               <w:top w:type="dxa" w:w="40"/>
               <w:left w:type="dxa" w:w="90"/>
@@ -2387,7 +2387,7 @@
         </w:tc>
         <w:tc>
           <w:tcPr>
-            <w:tcW w:type="dxa" w:w="780"/>
+            <w:tcW w:type="dxa" w:w="680"/>
             <w:tcMar>
               <w:top w:type="dxa" w:w="40"/>
               <w:left w:type="dxa" w:w="90"/>
@@ -2403,7 +2403,7 @@
         </w:tc>
         <w:tc>
           <w:tcPr>
-            <w:tcW w:type="dxa" w:w="780"/>
+            <w:tcW w:type="dxa" w:w="680"/>
             <w:tcMar>
               <w:top w:type="dxa" w:w="40"/>
               <w:left w:type="dxa" w:w="90"/>
@@ -2419,7 +2419,7 @@
         </w:tc>
         <w:tc>
           <w:tcPr>
-            <w:tcW w:type="dxa" w:w="780"/>
+            <w:tcW w:type="dxa" w:w="2291"/>
             <w:tcMar>
               <w:top w:type="dxa" w:w="40"/>
               <w:left w:type="dxa" w:w="90"/>
@@ -2435,7 +2435,7 @@
         </w:tc>
         <w:tc>
           <w:tcPr>
-            <w:tcW w:type="dxa" w:w="780"/>
+            <w:tcW w:type="dxa" w:w="1932"/>
             <w:tcMar>
               <w:top w:type="dxa" w:w="40"/>
               <w:left w:type="dxa" w:w="90"/>
@@ -2451,7 +2451,7 @@
         </w:tc>
         <w:tc>
           <w:tcPr>
-            <w:tcW w:type="dxa" w:w="780"/>
+            <w:tcW w:type="dxa" w:w="680"/>
             <w:tcMar>
               <w:top w:type="dxa" w:w="40"/>
               <w:left w:type="dxa" w:w="90"/>
@@ -2467,7 +2467,7 @@
         </w:tc>
         <w:tc>
           <w:tcPr>
-            <w:tcW w:type="dxa" w:w="780"/>
+            <w:tcW w:type="dxa" w:w="680"/>
             <w:tcMar>
               <w:top w:type="dxa" w:w="40"/>
               <w:left w:type="dxa" w:w="90"/>
@@ -2483,7 +2483,7 @@
         </w:tc>
         <w:tc>
           <w:tcPr>
-            <w:tcW w:type="dxa" w:w="780"/>
+            <w:tcW w:type="dxa" w:w="680"/>
             <w:tcMar>
               <w:top w:type="dxa" w:w="40"/>
               <w:left w:type="dxa" w:w="90"/>
@@ -2501,7 +2501,7 @@
       <w:tr>
         <w:tc>
           <w:tcPr>
-            <w:tcW w:type="dxa" w:w="780"/>
+            <w:tcW w:type="dxa" w:w="680"/>
             <w:tcMar>
               <w:top w:type="dxa" w:w="40"/>
               <w:left w:type="dxa" w:w="90"/>
@@ -2517,7 +2517,7 @@
         </w:tc>
         <w:tc>
           <w:tcPr>
-            <w:tcW w:type="dxa" w:w="780"/>
+            <w:tcW w:type="dxa" w:w="2290"/>
             <w:tcMar>
               <w:top w:type="dxa" w:w="40"/>
               <w:left w:type="dxa" w:w="90"/>
@@ -2533,7 +2533,7 @@
         </w:tc>
         <w:tc>
           <w:tcPr>
-            <w:tcW w:type="dxa" w:w="780"/>
+            <w:tcW w:type="dxa" w:w="1351"/>
             <w:tcMar>
               <w:top w:type="dxa" w:w="40"/>
               <w:left w:type="dxa" w:w="90"/>
@@ -2549,7 +2549,7 @@
         </w:tc>
         <w:tc>
           <w:tcPr>
-            <w:tcW w:type="dxa" w:w="780"/>
+            <w:tcW w:type="dxa" w:w="948"/>
             <w:tcMar>
               <w:top w:type="dxa" w:w="40"/>
               <w:left w:type="dxa" w:w="90"/>
@@ -2565,7 +2565,7 @@
         </w:tc>
         <w:tc>
           <w:tcPr>
-            <w:tcW w:type="dxa" w:w="780"/>
+            <w:tcW w:type="dxa" w:w="680"/>
             <w:tcMar>
               <w:top w:type="dxa" w:w="40"/>
               <w:left w:type="dxa" w:w="90"/>
@@ -2581,7 +2581,7 @@
         </w:tc>
         <w:tc>
           <w:tcPr>
-            <w:tcW w:type="dxa" w:w="780"/>
+            <w:tcW w:type="dxa" w:w="680"/>
             <w:tcMar>
               <w:top w:type="dxa" w:w="40"/>
               <w:left w:type="dxa" w:w="90"/>
@@ -2597,7 +2597,7 @@
         </w:tc>
         <w:tc>
           <w:tcPr>
-            <w:tcW w:type="dxa" w:w="780"/>
+            <w:tcW w:type="dxa" w:w="680"/>
             <w:tcMar>
               <w:top w:type="dxa" w:w="40"/>
               <w:left w:type="dxa" w:w="90"/>
@@ -2613,7 +2613,7 @@
         </w:tc>
         <w:tc>
           <w:tcPr>
-            <w:tcW w:type="dxa" w:w="780"/>
+            <w:tcW w:type="dxa" w:w="2291"/>
             <w:tcMar>
               <w:top w:type="dxa" w:w="40"/>
               <w:left w:type="dxa" w:w="90"/>
@@ -2629,7 +2629,7 @@
         </w:tc>
         <w:tc>
           <w:tcPr>
-            <w:tcW w:type="dxa" w:w="780"/>
+            <w:tcW w:type="dxa" w:w="1932"/>
             <w:tcMar>
               <w:top w:type="dxa" w:w="40"/>
               <w:left w:type="dxa" w:w="90"/>
@@ -2645,7 +2645,7 @@
         </w:tc>
         <w:tc>
           <w:tcPr>
-            <w:tcW w:type="dxa" w:w="780"/>
+            <w:tcW w:type="dxa" w:w="680"/>
             <w:tcMar>
               <w:top w:type="dxa" w:w="40"/>
               <w:left w:type="dxa" w:w="90"/>
@@ -2661,7 +2661,7 @@
         </w:tc>
         <w:tc>
           <w:tcPr>
-            <w:tcW w:type="dxa" w:w="780"/>
+            <w:tcW w:type="dxa" w:w="680"/>
             <w:tcMar>
               <w:top w:type="dxa" w:w="40"/>
               <w:left w:type="dxa" w:w="90"/>
@@ -2677,7 +2677,7 @@
         </w:tc>
         <w:tc>
           <w:tcPr>
-            <w:tcW w:type="dxa" w:w="780"/>
+            <w:tcW w:type="dxa" w:w="680"/>
             <w:tcMar>
               <w:top w:type="dxa" w:w="40"/>
               <w:left w:type="dxa" w:w="90"/>
@@ -2695,7 +2695,7 @@
       <w:tr>
         <w:tc>
           <w:tcPr>
-            <w:tcW w:type="dxa" w:w="780"/>
+            <w:tcW w:type="dxa" w:w="680"/>
             <w:tcMar>
               <w:top w:type="dxa" w:w="40"/>
               <w:left w:type="dxa" w:w="90"/>
@@ -2711,7 +2711,7 @@
         </w:tc>
         <w:tc>
           <w:tcPr>
-            <w:tcW w:type="dxa" w:w="780"/>
+            <w:tcW w:type="dxa" w:w="2290"/>
             <w:tcMar>
               <w:top w:type="dxa" w:w="40"/>
               <w:left w:type="dxa" w:w="90"/>
@@ -2727,7 +2727,7 @@
         </w:tc>
         <w:tc>
           <w:tcPr>
-            <w:tcW w:type="dxa" w:w="780"/>
+            <w:tcW w:type="dxa" w:w="1351"/>
             <w:tcMar>
               <w:top w:type="dxa" w:w="40"/>
               <w:left w:type="dxa" w:w="90"/>
@@ -2743,7 +2743,7 @@
         </w:tc>
         <w:tc>
           <w:tcPr>
-            <w:tcW w:type="dxa" w:w="780"/>
+            <w:tcW w:type="dxa" w:w="948"/>
             <w:tcMar>
               <w:top w:type="dxa" w:w="40"/>
               <w:left w:type="dxa" w:w="90"/>
@@ -2759,7 +2759,7 @@
         </w:tc>
         <w:tc>
           <w:tcPr>
-            <w:tcW w:type="dxa" w:w="780"/>
+            <w:tcW w:type="dxa" w:w="680"/>
             <w:tcMar>
               <w:top w:type="dxa" w:w="40"/>
               <w:left w:type="dxa" w:w="90"/>
@@ -2775,7 +2775,7 @@
         </w:tc>
         <w:tc>
           <w:tcPr>
-            <w:tcW w:type="dxa" w:w="780"/>
+            <w:tcW w:type="dxa" w:w="680"/>
             <w:tcMar>
               <w:top w:type="dxa" w:w="40"/>
               <w:left w:type="dxa" w:w="90"/>
@@ -2791,7 +2791,7 @@
         </w:tc>
         <w:tc>
           <w:tcPr>
-            <w:tcW w:type="dxa" w:w="780"/>
+            <w:tcW w:type="dxa" w:w="680"/>
             <w:tcMar>
               <w:top w:type="dxa" w:w="40"/>
               <w:left w:type="dxa" w:w="90"/>
@@ -2807,7 +2807,7 @@
         </w:tc>
         <w:tc>
           <w:tcPr>
-            <w:tcW w:type="dxa" w:w="780"/>
+            <w:tcW w:type="dxa" w:w="2291"/>
             <w:tcMar>
               <w:top w:type="dxa" w:w="40"/>
               <w:left w:type="dxa" w:w="90"/>
@@ -2823,7 +2823,7 @@
         </w:tc>
         <w:tc>
           <w:tcPr>
-            <w:tcW w:type="dxa" w:w="780"/>
+            <w:tcW w:type="dxa" w:w="1932"/>
             <w:tcMar>
               <w:top w:type="dxa" w:w="40"/>
               <w:left w:type="dxa" w:w="90"/>
@@ -2839,7 +2839,7 @@
         </w:tc>
         <w:tc>
           <w:tcPr>
-            <w:tcW w:type="dxa" w:w="780"/>
+            <w:tcW w:type="dxa" w:w="680"/>
             <w:tcMar>
               <w:top w:type="dxa" w:w="40"/>
               <w:left w:type="dxa" w:w="90"/>
@@ -2855,7 +2855,7 @@
         </w:tc>
         <w:tc>
           <w:tcPr>
-            <w:tcW w:type="dxa" w:w="780"/>
+            <w:tcW w:type="dxa" w:w="680"/>
             <w:tcMar>
               <w:top w:type="dxa" w:w="40"/>
               <w:left w:type="dxa" w:w="90"/>
@@ -2871,7 +2871,7 @@
         </w:tc>
         <w:tc>
           <w:tcPr>
-            <w:tcW w:type="dxa" w:w="780"/>
+            <w:tcW w:type="dxa" w:w="680"/>
             <w:tcMar>
               <w:top w:type="dxa" w:w="40"/>
               <w:left w:type="dxa" w:w="90"/>
@@ -2889,7 +2889,7 @@
       <w:tr>
         <w:tc>
           <w:tcPr>
-            <w:tcW w:type="dxa" w:w="780"/>
+            <w:tcW w:type="dxa" w:w="680"/>
             <w:tcMar>
               <w:top w:type="dxa" w:w="40"/>
               <w:left w:type="dxa" w:w="90"/>
@@ -2905,7 +2905,7 @@
         </w:tc>
         <w:tc>
           <w:tcPr>
-            <w:tcW w:type="dxa" w:w="780"/>
+            <w:tcW w:type="dxa" w:w="2290"/>
             <w:tcMar>
               <w:top w:type="dxa" w:w="40"/>
               <w:left w:type="dxa" w:w="90"/>
@@ -2921,7 +2921,7 @@
         </w:tc>
         <w:tc>
           <w:tcPr>
-            <w:tcW w:type="dxa" w:w="780"/>
+            <w:tcW w:type="dxa" w:w="1351"/>
             <w:tcMar>
               <w:top w:type="dxa" w:w="40"/>
               <w:left w:type="dxa" w:w="90"/>
@@ -2937,7 +2937,7 @@
         </w:tc>
         <w:tc>
           <w:tcPr>
-            <w:tcW w:type="dxa" w:w="780"/>
+            <w:tcW w:type="dxa" w:w="948"/>
             <w:tcMar>
               <w:top w:type="dxa" w:w="40"/>
               <w:left w:type="dxa" w:w="90"/>
@@ -2953,7 +2953,7 @@
         </w:tc>
         <w:tc>
           <w:tcPr>
-            <w:tcW w:type="dxa" w:w="780"/>
+            <w:tcW w:type="dxa" w:w="680"/>
             <w:tcMar>
               <w:top w:type="dxa" w:w="40"/>
               <w:left w:type="dxa" w:w="90"/>
@@ -2969,7 +2969,7 @@
         </w:tc>
         <w:tc>
           <w:tcPr>
-            <w:tcW w:type="dxa" w:w="780"/>
+            <w:tcW w:type="dxa" w:w="680"/>
             <w:tcMar>
               <w:top w:type="dxa" w:w="40"/>
               <w:left w:type="dxa" w:w="90"/>
@@ -2985,7 +2985,7 @@
         </w:tc>
         <w:tc>
           <w:tcPr>
-            <w:tcW w:type="dxa" w:w="780"/>
+            <w:tcW w:type="dxa" w:w="680"/>
             <w:tcMar>
               <w:top w:type="dxa" w:w="40"/>
               <w:left w:type="dxa" w:w="90"/>
@@ -3001,7 +3001,7 @@
         </w:tc>
         <w:tc>
           <w:tcPr>
-            <w:tcW w:type="dxa" w:w="780"/>
+            <w:tcW w:type="dxa" w:w="2291"/>
             <w:tcMar>
               <w:top w:type="dxa" w:w="40"/>
               <w:left w:type="dxa" w:w="90"/>
@@ -3017,7 +3017,7 @@
         </w:tc>
         <w:tc>
           <w:tcPr>
-            <w:tcW w:type="dxa" w:w="780"/>
+            <w:tcW w:type="dxa" w:w="1932"/>
             <w:tcMar>
               <w:top w:type="dxa" w:w="40"/>
               <w:left w:type="dxa" w:w="90"/>
@@ -3033,7 +3033,7 @@
         </w:tc>
         <w:tc>
           <w:tcPr>
-            <w:tcW w:type="dxa" w:w="780"/>
+            <w:tcW w:type="dxa" w:w="680"/>
             <w:tcMar>
               <w:top w:type="dxa" w:w="40"/>
               <w:left w:type="dxa" w:w="90"/>
@@ -3049,7 +3049,7 @@
         </w:tc>
         <w:tc>
           <w:tcPr>
-            <w:tcW w:type="dxa" w:w="780"/>
+            <w:tcW w:type="dxa" w:w="680"/>
             <w:tcMar>
               <w:top w:type="dxa" w:w="40"/>
               <w:left w:type="dxa" w:w="90"/>
@@ -3065,7 +3065,7 @@
         </w:tc>
         <w:tc>
           <w:tcPr>
-            <w:tcW w:type="dxa" w:w="780"/>
+            <w:tcW w:type="dxa" w:w="680"/>
             <w:tcMar>
               <w:top w:type="dxa" w:w="40"/>
               <w:left w:type="dxa" w:w="90"/>
@@ -3083,7 +3083,7 @@
       <w:tr>
         <w:tc>
           <w:tcPr>
-            <w:tcW w:type="dxa" w:w="780"/>
+            <w:tcW w:type="dxa" w:w="680"/>
             <w:tcMar>
               <w:top w:type="dxa" w:w="40"/>
               <w:left w:type="dxa" w:w="90"/>
@@ -3099,7 +3099,7 @@
         </w:tc>
         <w:tc>
           <w:tcPr>
-            <w:tcW w:type="dxa" w:w="780"/>
+            <w:tcW w:type="dxa" w:w="2290"/>
             <w:tcMar>
               <w:top w:type="dxa" w:w="40"/>
               <w:left w:type="dxa" w:w="90"/>
@@ -3115,7 +3115,7 @@
         </w:tc>
         <w:tc>
           <w:tcPr>
-            <w:tcW w:type="dxa" w:w="780"/>
+            <w:tcW w:type="dxa" w:w="1351"/>
             <w:tcMar>
               <w:top w:type="dxa" w:w="40"/>
               <w:left w:type="dxa" w:w="90"/>
@@ -3131,7 +3131,7 @@
         </w:tc>
         <w:tc>
           <w:tcPr>
-            <w:tcW w:type="dxa" w:w="780"/>
+            <w:tcW w:type="dxa" w:w="948"/>
             <w:tcMar>
               <w:top w:type="dxa" w:w="40"/>
               <w:left w:type="dxa" w:w="90"/>
@@ -3147,7 +3147,7 @@
         </w:tc>
         <w:tc>
           <w:tcPr>
-            <w:tcW w:type="dxa" w:w="780"/>
+            <w:tcW w:type="dxa" w:w="680"/>
             <w:tcMar>
               <w:top w:type="dxa" w:w="40"/>
               <w:left w:type="dxa" w:w="90"/>
@@ -3163,7 +3163,7 @@
         </w:tc>
         <w:tc>
           <w:tcPr>
-            <w:tcW w:type="dxa" w:w="780"/>
+            <w:tcW w:type="dxa" w:w="680"/>
             <w:tcMar>
               <w:top w:type="dxa" w:w="40"/>
               <w:left w:type="dxa" w:w="90"/>
@@ -3179,7 +3179,7 @@
         </w:tc>
         <w:tc>
           <w:tcPr>
-            <w:tcW w:type="dxa" w:w="780"/>
+            <w:tcW w:type="dxa" w:w="680"/>
             <w:tcMar>
               <w:top w:type="dxa" w:w="40"/>
               <w:left w:type="dxa" w:w="90"/>
@@ -3195,7 +3195,7 @@
         </w:tc>
         <w:tc>
           <w:tcPr>
-            <w:tcW w:type="dxa" w:w="780"/>
+            <w:tcW w:type="dxa" w:w="2291"/>
             <w:tcMar>
               <w:top w:type="dxa" w:w="40"/>
               <w:left w:type="dxa" w:w="90"/>
@@ -3211,7 +3211,7 @@
         </w:tc>
         <w:tc>
           <w:tcPr>
-            <w:tcW w:type="dxa" w:w="780"/>
+            <w:tcW w:type="dxa" w:w="1932"/>
             <w:tcMar>
               <w:top w:type="dxa" w:w="40"/>
               <w:left w:type="dxa" w:w="90"/>
@@ -3227,7 +3227,7 @@
         </w:tc>
         <w:tc>
           <w:tcPr>
-            <w:tcW w:type="dxa" w:w="780"/>
+            <w:tcW w:type="dxa" w:w="680"/>
             <w:tcMar>
               <w:top w:type="dxa" w:w="40"/>
               <w:left w:type="dxa" w:w="90"/>
@@ -3243,7 +3243,7 @@
         </w:tc>
         <w:tc>
           <w:tcPr>
-            <w:tcW w:type="dxa" w:w="780"/>
+            <w:tcW w:type="dxa" w:w="680"/>
             <w:tcMar>
               <w:top w:type="dxa" w:w="40"/>
               <w:left w:type="dxa" w:w="90"/>
@@ -3259,7 +3259,7 @@
         </w:tc>
         <w:tc>
           <w:tcPr>
-            <w:tcW w:type="dxa" w:w="780"/>
+            <w:tcW w:type="dxa" w:w="680"/>
             <w:tcMar>
               <w:top w:type="dxa" w:w="40"/>
               <w:left w:type="dxa" w:w="90"/>
@@ -3277,7 +3277,7 @@
       <w:tr>
         <w:tc>
           <w:tcPr>
-            <w:tcW w:type="dxa" w:w="780"/>
+            <w:tcW w:type="dxa" w:w="680"/>
             <w:tcMar>
               <w:top w:type="dxa" w:w="40"/>
               <w:left w:type="dxa" w:w="90"/>
@@ -3293,7 +3293,7 @@
         </w:tc>
         <w:tc>
           <w:tcPr>
-            <w:tcW w:type="dxa" w:w="780"/>
+            <w:tcW w:type="dxa" w:w="2290"/>
             <w:tcMar>
               <w:top w:type="dxa" w:w="40"/>
               <w:left w:type="dxa" w:w="90"/>
@@ -3309,7 +3309,7 @@
         </w:tc>
         <w:tc>
           <w:tcPr>
-            <w:tcW w:type="dxa" w:w="780"/>
+            <w:tcW w:type="dxa" w:w="1351"/>
             <w:tcMar>
               <w:top w:type="dxa" w:w="40"/>
               <w:left w:type="dxa" w:w="90"/>
@@ -3325,7 +3325,7 @@
         </w:tc>
         <w:tc>
           <w:tcPr>
-            <w:tcW w:type="dxa" w:w="780"/>
+            <w:tcW w:type="dxa" w:w="948"/>
             <w:tcMar>
               <w:top w:type="dxa" w:w="40"/>
               <w:left w:type="dxa" w:w="90"/>
@@ -3341,7 +3341,7 @@
         </w:tc>
         <w:tc>
           <w:tcPr>
-            <w:tcW w:type="dxa" w:w="780"/>
+            <w:tcW w:type="dxa" w:w="680"/>
             <w:tcMar>
               <w:top w:type="dxa" w:w="40"/>
               <w:left w:type="dxa" w:w="90"/>
@@ -3357,7 +3357,7 @@
         </w:tc>
         <w:tc>
           <w:tcPr>
-            <w:tcW w:type="dxa" w:w="780"/>
+            <w:tcW w:type="dxa" w:w="680"/>
             <w:tcMar>
               <w:top w:type="dxa" w:w="40"/>
               <w:left w:type="dxa" w:w="90"/>
@@ -3373,7 +3373,7 @@
         </w:tc>
         <w:tc>
           <w:tcPr>
-            <w:tcW w:type="dxa" w:w="780"/>
+            <w:tcW w:type="dxa" w:w="680"/>
             <w:tcMar>
               <w:top w:type="dxa" w:w="40"/>
               <w:left w:type="dxa" w:w="90"/>
@@ -3389,7 +3389,7 @@
         </w:tc>
         <w:tc>
           <w:tcPr>
-            <w:tcW w:type="dxa" w:w="780"/>
+            <w:tcW w:type="dxa" w:w="2291"/>
             <w:tcMar>
               <w:top w:type="dxa" w:w="40"/>
               <w:left w:type="dxa" w:w="90"/>
@@ -3416,7 +3416,7 @@
         </w:tc>
         <w:tc>
           <w:tcPr>
-            <w:tcW w:type="dxa" w:w="780"/>
+            <w:tcW w:type="dxa" w:w="1932"/>
             <w:tcMar>
               <w:top w:type="dxa" w:w="40"/>
               <w:left w:type="dxa" w:w="90"/>
@@ -3432,7 +3432,7 @@
         </w:tc>
         <w:tc>
           <w:tcPr>
-            <w:tcW w:type="dxa" w:w="780"/>
+            <w:tcW w:type="dxa" w:w="680"/>
             <w:tcMar>
               <w:top w:type="dxa" w:w="40"/>
               <w:left w:type="dxa" w:w="90"/>
@@ -3448,7 +3448,7 @@
         </w:tc>
         <w:tc>
           <w:tcPr>
-            <w:tcW w:type="dxa" w:w="780"/>
+            <w:tcW w:type="dxa" w:w="680"/>
             <w:tcMar>
               <w:top w:type="dxa" w:w="40"/>
               <w:left w:type="dxa" w:w="90"/>
@@ -3464,7 +3464,7 @@
         </w:tc>
         <w:tc>
           <w:tcPr>
-            <w:tcW w:type="dxa" w:w="780"/>
+            <w:tcW w:type="dxa" w:w="680"/>
             <w:tcMar>
               <w:top w:type="dxa" w:w="40"/>
               <w:left w:type="dxa" w:w="90"/>
@@ -3482,7 +3482,7 @@
       <w:tr>
         <w:tc>
           <w:tcPr>
-            <w:tcW w:type="dxa" w:w="780"/>
+            <w:tcW w:type="dxa" w:w="680"/>
             <w:tcMar>
               <w:top w:type="dxa" w:w="40"/>
               <w:left w:type="dxa" w:w="90"/>
@@ -3498,7 +3498,7 @@
         </w:tc>
         <w:tc>
           <w:tcPr>
-            <w:tcW w:type="dxa" w:w="780"/>
+            <w:tcW w:type="dxa" w:w="2290"/>
             <w:tcMar>
               <w:top w:type="dxa" w:w="40"/>
               <w:left w:type="dxa" w:w="90"/>
@@ -3514,7 +3514,7 @@
         </w:tc>
         <w:tc>
           <w:tcPr>
-            <w:tcW w:type="dxa" w:w="780"/>
+            <w:tcW w:type="dxa" w:w="1351"/>
             <w:tcMar>
               <w:top w:type="dxa" w:w="40"/>
               <w:left w:type="dxa" w:w="90"/>
@@ -3530,7 +3530,7 @@
         </w:tc>
         <w:tc>
           <w:tcPr>
-            <w:tcW w:type="dxa" w:w="780"/>
+            <w:tcW w:type="dxa" w:w="948"/>
             <w:tcMar>
               <w:top w:type="dxa" w:w="40"/>
               <w:left w:type="dxa" w:w="90"/>
@@ -3546,7 +3546,7 @@
         </w:tc>
         <w:tc>
           <w:tcPr>
-            <w:tcW w:type="dxa" w:w="780"/>
+            <w:tcW w:type="dxa" w:w="680"/>
             <w:tcMar>
               <w:top w:type="dxa" w:w="40"/>
               <w:left w:type="dxa" w:w="90"/>
@@ -3562,7 +3562,7 @@
         </w:tc>
         <w:tc>
           <w:tcPr>
-            <w:tcW w:type="dxa" w:w="780"/>
+            <w:tcW w:type="dxa" w:w="680"/>
             <w:tcMar>
               <w:top w:type="dxa" w:w="40"/>
               <w:left w:type="dxa" w:w="90"/>
@@ -3578,7 +3578,7 @@
         </w:tc>
         <w:tc>
           <w:tcPr>
-            <w:tcW w:type="dxa" w:w="780"/>
+            <w:tcW w:type="dxa" w:w="680"/>
             <w:tcMar>
               <w:top w:type="dxa" w:w="40"/>
               <w:left w:type="dxa" w:w="90"/>
@@ -3594,7 +3594,7 @@
         </w:tc>
         <w:tc>
           <w:tcPr>
-            <w:tcW w:type="dxa" w:w="780"/>
+            <w:tcW w:type="dxa" w:w="2291"/>
             <w:tcMar>
               <w:top w:type="dxa" w:w="40"/>
               <w:left w:type="dxa" w:w="90"/>
@@ -3610,7 +3610,7 @@
         </w:tc>
         <w:tc>
           <w:tcPr>
-            <w:tcW w:type="dxa" w:w="780"/>
+            <w:tcW w:type="dxa" w:w="1932"/>
             <w:tcMar>
               <w:top w:type="dxa" w:w="40"/>
               <w:left w:type="dxa" w:w="90"/>
@@ -3626,7 +3626,7 @@
         </w:tc>
         <w:tc>
           <w:tcPr>
-            <w:tcW w:type="dxa" w:w="780"/>
+            <w:tcW w:type="dxa" w:w="680"/>
             <w:tcMar>
               <w:top w:type="dxa" w:w="40"/>
               <w:left w:type="dxa" w:w="90"/>
@@ -3642,7 +3642,7 @@
         </w:tc>
         <w:tc>
           <w:tcPr>
-            <w:tcW w:type="dxa" w:w="780"/>
+            <w:tcW w:type="dxa" w:w="680"/>
             <w:tcMar>
               <w:top w:type="dxa" w:w="40"/>
               <w:left w:type="dxa" w:w="90"/>
@@ -3658,7 +3658,7 @@
         </w:tc>
         <w:tc>
           <w:tcPr>
-            <w:tcW w:type="dxa" w:w="780"/>
+            <w:tcW w:type="dxa" w:w="680"/>
             <w:tcMar>
               <w:top w:type="dxa" w:w="40"/>
               <w:left w:type="dxa" w:w="90"/>
@@ -3676,7 +3676,7 @@
       <w:tr>
         <w:tc>
           <w:tcPr>
-            <w:tcW w:type="dxa" w:w="780"/>
+            <w:tcW w:type="dxa" w:w="680"/>
             <w:tcMar>
               <w:top w:type="dxa" w:w="40"/>
               <w:left w:type="dxa" w:w="90"/>
@@ -3692,7 +3692,7 @@
         </w:tc>
         <w:tc>
           <w:tcPr>
-            <w:tcW w:type="dxa" w:w="780"/>
+            <w:tcW w:type="dxa" w:w="2290"/>
             <w:tcMar>
               <w:top w:type="dxa" w:w="40"/>
               <w:left w:type="dxa" w:w="90"/>
@@ -3708,7 +3708,7 @@
         </w:tc>
         <w:tc>
           <w:tcPr>
-            <w:tcW w:type="dxa" w:w="780"/>
+            <w:tcW w:type="dxa" w:w="1351"/>
             <w:tcMar>
               <w:top w:type="dxa" w:w="40"/>
               <w:left w:type="dxa" w:w="90"/>
@@ -3724,7 +3724,7 @@
         </w:tc>
         <w:tc>
           <w:tcPr>
-            <w:tcW w:type="dxa" w:w="780"/>
+            <w:tcW w:type="dxa" w:w="948"/>
             <w:tcMar>
               <w:top w:type="dxa" w:w="40"/>
               <w:left w:type="dxa" w:w="90"/>
@@ -3740,7 +3740,7 @@
         </w:tc>
         <w:tc>
           <w:tcPr>
-            <w:tcW w:type="dxa" w:w="780"/>
+            <w:tcW w:type="dxa" w:w="680"/>
             <w:tcMar>
               <w:top w:type="dxa" w:w="40"/>
               <w:left w:type="dxa" w:w="90"/>
@@ -3756,7 +3756,7 @@
         </w:tc>
         <w:tc>
           <w:tcPr>
-            <w:tcW w:type="dxa" w:w="780"/>
+            <w:tcW w:type="dxa" w:w="680"/>
             <w:tcMar>
               <w:top w:type="dxa" w:w="40"/>
               <w:left w:type="dxa" w:w="90"/>
@@ -3772,7 +3772,7 @@
         </w:tc>
         <w:tc>
           <w:tcPr>
-            <w:tcW w:type="dxa" w:w="780"/>
+            <w:tcW w:type="dxa" w:w="680"/>
             <w:tcMar>
               <w:top w:type="dxa" w:w="40"/>
               <w:left w:type="dxa" w:w="90"/>
@@ -3788,7 +3788,7 @@
         </w:tc>
         <w:tc>
           <w:tcPr>
-            <w:tcW w:type="dxa" w:w="780"/>
+            <w:tcW w:type="dxa" w:w="2291"/>
             <w:tcMar>
               <w:top w:type="dxa" w:w="40"/>
               <w:left w:type="dxa" w:w="90"/>
@@ -3804,7 +3804,7 @@
         </w:tc>
         <w:tc>
           <w:tcPr>
-            <w:tcW w:type="dxa" w:w="780"/>
+            <w:tcW w:type="dxa" w:w="1932"/>
             <w:tcMar>
               <w:top w:type="dxa" w:w="40"/>
               <w:left w:type="dxa" w:w="90"/>
@@ -3820,7 +3820,7 @@
         </w:tc>
         <w:tc>
           <w:tcPr>
-            <w:tcW w:type="dxa" w:w="780"/>
+            <w:tcW w:type="dxa" w:w="680"/>
             <w:tcMar>
               <w:top w:type="dxa" w:w="40"/>
               <w:left w:type="dxa" w:w="90"/>
@@ -3836,7 +3836,7 @@
         </w:tc>
         <w:tc>
           <w:tcPr>
-            <w:tcW w:type="dxa" w:w="780"/>
+            <w:tcW w:type="dxa" w:w="680"/>
             <w:tcMar>
               <w:top w:type="dxa" w:w="40"/>
               <w:left w:type="dxa" w:w="90"/>
@@ -3852,7 +3852,7 @@
         </w:tc>
         <w:tc>
           <w:tcPr>
-            <w:tcW w:type="dxa" w:w="780"/>
+            <w:tcW w:type="dxa" w:w="680"/>
             <w:tcMar>
               <w:top w:type="dxa" w:w="40"/>
               <w:left w:type="dxa" w:w="90"/>
@@ -3870,7 +3870,7 @@
       <w:tr>
         <w:tc>
           <w:tcPr>
-            <w:tcW w:type="dxa" w:w="780"/>
+            <w:tcW w:type="dxa" w:w="680"/>
             <w:tcMar>
               <w:top w:type="dxa" w:w="40"/>
               <w:left w:type="dxa" w:w="90"/>
@@ -3886,7 +3886,7 @@
         </w:tc>
         <w:tc>
           <w:tcPr>
-            <w:tcW w:type="dxa" w:w="780"/>
+            <w:tcW w:type="dxa" w:w="2290"/>
             <w:tcMar>
               <w:top w:type="dxa" w:w="40"/>
               <w:left w:type="dxa" w:w="90"/>
@@ -3902,7 +3902,7 @@
         </w:tc>
         <w:tc>
           <w:tcPr>
-            <w:tcW w:type="dxa" w:w="780"/>
+            <w:tcW w:type="dxa" w:w="1351"/>
             <w:tcMar>
               <w:top w:type="dxa" w:w="40"/>
               <w:left w:type="dxa" w:w="90"/>
@@ -3918,7 +3918,7 @@
         </w:tc>
         <w:tc>
           <w:tcPr>
-            <w:tcW w:type="dxa" w:w="780"/>
+            <w:tcW w:type="dxa" w:w="948"/>
             <w:tcMar>
               <w:top w:type="dxa" w:w="40"/>
               <w:left w:type="dxa" w:w="90"/>
@@ -3934,7 +3934,7 @@
         </w:tc>
         <w:tc>
           <w:tcPr>
-            <w:tcW w:type="dxa" w:w="780"/>
+            <w:tcW w:type="dxa" w:w="680"/>
             <w:tcMar>
               <w:top w:type="dxa" w:w="40"/>
               <w:left w:type="dxa" w:w="90"/>
@@ -3950,7 +3950,7 @@
         </w:tc>
         <w:tc>
           <w:tcPr>
-            <w:tcW w:type="dxa" w:w="780"/>
+            <w:tcW w:type="dxa" w:w="680"/>
             <w:tcMar>
               <w:top w:type="dxa" w:w="40"/>
               <w:left w:type="dxa" w:w="90"/>
@@ -3966,7 +3966,7 @@
         </w:tc>
         <w:tc>
           <w:tcPr>
-            <w:tcW w:type="dxa" w:w="780"/>
+            <w:tcW w:type="dxa" w:w="680"/>
             <w:tcMar>
               <w:top w:type="dxa" w:w="40"/>
               <w:left w:type="dxa" w:w="90"/>
@@ -3982,7 +3982,7 @@
         </w:tc>
         <w:tc>
           <w:tcPr>
-            <w:tcW w:type="dxa" w:w="780"/>
+            <w:tcW w:type="dxa" w:w="2291"/>
             <w:tcMar>
               <w:top w:type="dxa" w:w="40"/>
               <w:left w:type="dxa" w:w="90"/>
@@ -3998,7 +3998,7 @@
         </w:tc>
         <w:tc>
           <w:tcPr>
-            <w:tcW w:type="dxa" w:w="780"/>
+            <w:tcW w:type="dxa" w:w="1932"/>
             <w:tcMar>
               <w:top w:type="dxa" w:w="40"/>
               <w:left w:type="dxa" w:w="90"/>
@@ -4014,7 +4014,7 @@
         </w:tc>
         <w:tc>
           <w:tcPr>
-            <w:tcW w:type="dxa" w:w="780"/>
+            <w:tcW w:type="dxa" w:w="680"/>
             <w:tcMar>
               <w:top w:type="dxa" w:w="40"/>
               <w:left w:type="dxa" w:w="90"/>
@@ -4030,7 +4030,7 @@
         </w:tc>
         <w:tc>
           <w:tcPr>
-            <w:tcW w:type="dxa" w:w="780"/>
+            <w:tcW w:type="dxa" w:w="680"/>
             <w:tcMar>
               <w:top w:type="dxa" w:w="40"/>
               <w:left w:type="dxa" w:w="90"/>
@@ -4046,7 +4046,7 @@
         </w:tc>
         <w:tc>
           <w:tcPr>
-            <w:tcW w:type="dxa" w:w="780"/>
+            <w:tcW w:type="dxa" w:w="680"/>
             <w:tcMar>
               <w:top w:type="dxa" w:w="40"/>
               <w:left w:type="dxa" w:w="90"/>
@@ -4064,7 +4064,7 @@
       <w:tr>
         <w:tc>
           <w:tcPr>
-            <w:tcW w:type="dxa" w:w="780"/>
+            <w:tcW w:type="dxa" w:w="680"/>
             <w:tcMar>
               <w:top w:type="dxa" w:w="40"/>
               <w:left w:type="dxa" w:w="90"/>
@@ -4080,7 +4080,7 @@
         </w:tc>
         <w:tc>
           <w:tcPr>
-            <w:tcW w:type="dxa" w:w="780"/>
+            <w:tcW w:type="dxa" w:w="2290"/>
             <w:tcMar>
               <w:top w:type="dxa" w:w="40"/>
               <w:left w:type="dxa" w:w="90"/>
@@ -4096,7 +4096,7 @@
         </w:tc>
         <w:tc>
           <w:tcPr>
-            <w:tcW w:type="dxa" w:w="780"/>
+            <w:tcW w:type="dxa" w:w="1351"/>
             <w:tcMar>
               <w:top w:type="dxa" w:w="40"/>
               <w:left w:type="dxa" w:w="90"/>
@@ -4112,7 +4112,7 @@
         </w:tc>
         <w:tc>
           <w:tcPr>
-            <w:tcW w:type="dxa" w:w="780"/>
+            <w:tcW w:type="dxa" w:w="948"/>
             <w:tcMar>
               <w:top w:type="dxa" w:w="40"/>
               <w:left w:type="dxa" w:w="90"/>
@@ -4128,7 +4128,7 @@
         </w:tc>
         <w:tc>
           <w:tcPr>
-            <w:tcW w:type="dxa" w:w="780"/>
+            <w:tcW w:type="dxa" w:w="680"/>
             <w:tcMar>
               <w:top w:type="dxa" w:w="40"/>
               <w:left w:type="dxa" w:w="90"/>
@@ -4144,7 +4144,7 @@
         </w:tc>
         <w:tc>
           <w:tcPr>
-            <w:tcW w:type="dxa" w:w="780"/>
+            <w:tcW w:type="dxa" w:w="680"/>
             <w:tcMar>
               <w:top w:type="dxa" w:w="40"/>
               <w:left w:type="dxa" w:w="90"/>
@@ -4160,7 +4160,7 @@
         </w:tc>
         <w:tc>
           <w:tcPr>
-            <w:tcW w:type="dxa" w:w="780"/>
+            <w:tcW w:type="dxa" w:w="680"/>
             <w:tcMar>
               <w:top w:type="dxa" w:w="40"/>
               <w:left w:type="dxa" w:w="90"/>
@@ -4176,7 +4176,7 @@
         </w:tc>
         <w:tc>
           <w:tcPr>
-            <w:tcW w:type="dxa" w:w="780"/>
+            <w:tcW w:type="dxa" w:w="2291"/>
             <w:tcMar>
               <w:top w:type="dxa" w:w="40"/>
               <w:left w:type="dxa" w:w="90"/>
@@ -4192,7 +4192,7 @@
         </w:tc>
         <w:tc>
           <w:tcPr>
-            <w:tcW w:type="dxa" w:w="780"/>
+            <w:tcW w:type="dxa" w:w="1932"/>
             <w:tcMar>
               <w:top w:type="dxa" w:w="40"/>
               <w:left w:type="dxa" w:w="90"/>
@@ -4208,7 +4208,7 @@
         </w:tc>
         <w:tc>
           <w:tcPr>
-            <w:tcW w:type="dxa" w:w="780"/>
+            <w:tcW w:type="dxa" w:w="680"/>
             <w:tcMar>
               <w:top w:type="dxa" w:w="40"/>
               <w:left w:type="dxa" w:w="90"/>
@@ -4224,7 +4224,7 @@
         </w:tc>
         <w:tc>
           <w:tcPr>
-            <w:tcW w:type="dxa" w:w="780"/>
+            <w:tcW w:type="dxa" w:w="680"/>
             <w:tcMar>
               <w:top w:type="dxa" w:w="40"/>
               <w:left w:type="dxa" w:w="90"/>
@@ -4240,7 +4240,7 @@
         </w:tc>
         <w:tc>
           <w:tcPr>
-            <w:tcW w:type="dxa" w:w="780"/>
+            <w:tcW w:type="dxa" w:w="680"/>
             <w:tcMar>
               <w:top w:type="dxa" w:w="40"/>
               <w:left w:type="dxa" w:w="90"/>
@@ -4258,7 +4258,7 @@
       <w:tr>
         <w:tc>
           <w:tcPr>
-            <w:tcW w:type="dxa" w:w="780"/>
+            <w:tcW w:type="dxa" w:w="680"/>
             <w:tcMar>
               <w:top w:type="dxa" w:w="40"/>
               <w:left w:type="dxa" w:w="90"/>
@@ -4274,7 +4274,7 @@
         </w:tc>
         <w:tc>
           <w:tcPr>
-            <w:tcW w:type="dxa" w:w="780"/>
+            <w:tcW w:type="dxa" w:w="2290"/>
             <w:tcMar>
               <w:top w:type="dxa" w:w="40"/>
               <w:left w:type="dxa" w:w="90"/>
@@ -4290,7 +4290,7 @@
         </w:tc>
         <w:tc>
           <w:tcPr>
-            <w:tcW w:type="dxa" w:w="780"/>
+            <w:tcW w:type="dxa" w:w="1351"/>
             <w:tcMar>
               <w:top w:type="dxa" w:w="40"/>
               <w:left w:type="dxa" w:w="90"/>
@@ -4306,7 +4306,7 @@
         </w:tc>
         <w:tc>
           <w:tcPr>
-            <w:tcW w:type="dxa" w:w="780"/>
+            <w:tcW w:type="dxa" w:w="948"/>
             <w:tcMar>
               <w:top w:type="dxa" w:w="40"/>
               <w:left w:type="dxa" w:w="90"/>
@@ -4322,7 +4322,7 @@
         </w:tc>
         <w:tc>
           <w:tcPr>
-            <w:tcW w:type="dxa" w:w="780"/>
+            <w:tcW w:type="dxa" w:w="680"/>
             <w:tcMar>
               <w:top w:type="dxa" w:w="40"/>
               <w:left w:type="dxa" w:w="90"/>
@@ -4338,7 +4338,7 @@
         </w:tc>
         <w:tc>
           <w:tcPr>
-            <w:tcW w:type="dxa" w:w="780"/>
+            <w:tcW w:type="dxa" w:w="680"/>
             <w:tcMar>
               <w:top w:type="dxa" w:w="40"/>
               <w:left w:type="dxa" w:w="90"/>
@@ -4354,7 +4354,7 @@
         </w:tc>
         <w:tc>
           <w:tcPr>
-            <w:tcW w:type="dxa" w:w="780"/>
+            <w:tcW w:type="dxa" w:w="680"/>
             <w:tcMar>
               <w:top w:type="dxa" w:w="40"/>
               <w:left w:type="dxa" w:w="90"/>
@@ -4370,7 +4370,7 @@
         </w:tc>
         <w:tc>
           <w:tcPr>
-            <w:tcW w:type="dxa" w:w="780"/>
+            <w:tcW w:type="dxa" w:w="2291"/>
             <w:tcMar>
               <w:top w:type="dxa" w:w="40"/>
               <w:left w:type="dxa" w:w="90"/>
@@ -4386,7 +4386,7 @@
         </w:tc>
         <w:tc>
           <w:tcPr>
-            <w:tcW w:type="dxa" w:w="780"/>
+            <w:tcW w:type="dxa" w:w="1932"/>
             <w:tcMar>
               <w:top w:type="dxa" w:w="40"/>
               <w:left w:type="dxa" w:w="90"/>
@@ -4402,7 +4402,7 @@
         </w:tc>
         <w:tc>
           <w:tcPr>
-            <w:tcW w:type="dxa" w:w="780"/>
+            <w:tcW w:type="dxa" w:w="680"/>
             <w:tcMar>
               <w:top w:type="dxa" w:w="40"/>
               <w:left w:type="dxa" w:w="90"/>
@@ -4418,7 +4418,7 @@
         </w:tc>
         <w:tc>
           <w:tcPr>
-            <w:tcW w:type="dxa" w:w="780"/>
+            <w:tcW w:type="dxa" w:w="680"/>
             <w:tcMar>
               <w:top w:type="dxa" w:w="40"/>
               <w:left w:type="dxa" w:w="90"/>
@@ -4434,7 +4434,7 @@
         </w:tc>
         <w:tc>
           <w:tcPr>
-            <w:tcW w:type="dxa" w:w="780"/>
+            <w:tcW w:type="dxa" w:w="680"/>
             <w:tcMar>
               <w:top w:type="dxa" w:w="40"/>
               <w:left w:type="dxa" w:w="90"/>
@@ -4452,7 +4452,7 @@
       <w:tr>
         <w:tc>
           <w:tcPr>
-            <w:tcW w:type="dxa" w:w="780"/>
+            <w:tcW w:type="dxa" w:w="680"/>
             <w:tcMar>
               <w:top w:type="dxa" w:w="40"/>
               <w:left w:type="dxa" w:w="90"/>
@@ -4468,7 +4468,7 @@
         </w:tc>
         <w:tc>
           <w:tcPr>
-            <w:tcW w:type="dxa" w:w="780"/>
+            <w:tcW w:type="dxa" w:w="2290"/>
             <w:tcMar>
               <w:top w:type="dxa" w:w="40"/>
               <w:left w:type="dxa" w:w="90"/>
@@ -4484,7 +4484,7 @@
         </w:tc>
         <w:tc>
           <w:tcPr>
-            <w:tcW w:type="dxa" w:w="780"/>
+            <w:tcW w:type="dxa" w:w="1351"/>
             <w:tcMar>
               <w:top w:type="dxa" w:w="40"/>
               <w:left w:type="dxa" w:w="90"/>
@@ -4500,7 +4500,7 @@
         </w:tc>
         <w:tc>
           <w:tcPr>
-            <w:tcW w:type="dxa" w:w="780"/>
+            <w:tcW w:type="dxa" w:w="948"/>
             <w:tcMar>
               <w:top w:type="dxa" w:w="40"/>
               <w:left w:type="dxa" w:w="90"/>
@@ -4516,7 +4516,7 @@
         </w:tc>
         <w:tc>
           <w:tcPr>
-            <w:tcW w:type="dxa" w:w="780"/>
+            <w:tcW w:type="dxa" w:w="680"/>
             <w:tcMar>
               <w:top w:type="dxa" w:w="40"/>
               <w:left w:type="dxa" w:w="90"/>
@@ -4532,7 +4532,7 @@
         </w:tc>
         <w:tc>
           <w:tcPr>
-            <w:tcW w:type="dxa" w:w="780"/>
+            <w:tcW w:type="dxa" w:w="680"/>
             <w:tcMar>
               <w:top w:type="dxa" w:w="40"/>
               <w:left w:type="dxa" w:w="90"/>
@@ -4548,7 +4548,7 @@
         </w:tc>
         <w:tc>
           <w:tcPr>
-            <w:tcW w:type="dxa" w:w="780"/>
+            <w:tcW w:type="dxa" w:w="680"/>
             <w:tcMar>
               <w:top w:type="dxa" w:w="40"/>
               <w:left w:type="dxa" w:w="90"/>
@@ -4564,7 +4564,7 @@
         </w:tc>
         <w:tc>
           <w:tcPr>
-            <w:tcW w:type="dxa" w:w="780"/>
+            <w:tcW w:type="dxa" w:w="2291"/>
             <w:tcMar>
               <w:top w:type="dxa" w:w="40"/>
               <w:left w:type="dxa" w:w="90"/>
@@ -4580,7 +4580,7 @@
         </w:tc>
         <w:tc>
           <w:tcPr>
-            <w:tcW w:type="dxa" w:w="780"/>
+            <w:tcW w:type="dxa" w:w="1932"/>
             <w:tcMar>
               <w:top w:type="dxa" w:w="40"/>
               <w:left w:type="dxa" w:w="90"/>
@@ -4596,7 +4596,7 @@
         </w:tc>
         <w:tc>
           <w:tcPr>
-            <w:tcW w:type="dxa" w:w="780"/>
+            <w:tcW w:type="dxa" w:w="680"/>
             <w:tcMar>
               <w:top w:type="dxa" w:w="40"/>
               <w:left w:type="dxa" w:w="90"/>
@@ -4612,7 +4612,7 @@
         </w:tc>
         <w:tc>
           <w:tcPr>
-            <w:tcW w:type="dxa" w:w="780"/>
+            <w:tcW w:type="dxa" w:w="680"/>
             <w:tcMar>
               <w:top w:type="dxa" w:w="40"/>
               <w:left w:type="dxa" w:w="90"/>
@@ -4628,7 +4628,7 @@
         </w:tc>
         <w:tc>
           <w:tcPr>
-            <w:tcW w:type="dxa" w:w="780"/>
+            <w:tcW w:type="dxa" w:w="680"/>
             <w:tcMar>
               <w:top w:type="dxa" w:w="40"/>
               <w:left w:type="dxa" w:w="90"/>
@@ -4646,7 +4646,7 @@
       <w:tr>
         <w:tc>
           <w:tcPr>
-            <w:tcW w:type="dxa" w:w="780"/>
+            <w:tcW w:type="dxa" w:w="680"/>
             <w:tcMar>
               <w:top w:type="dxa" w:w="40"/>
               <w:left w:type="dxa" w:w="90"/>
@@ -4662,7 +4662,7 @@
         </w:tc>
         <w:tc>
           <w:tcPr>
-            <w:tcW w:type="dxa" w:w="780"/>
+            <w:tcW w:type="dxa" w:w="2290"/>
             <w:tcMar>
               <w:top w:type="dxa" w:w="40"/>
               <w:left w:type="dxa" w:w="90"/>
@@ -4678,7 +4678,7 @@
         </w:tc>
         <w:tc>
           <w:tcPr>
-            <w:tcW w:type="dxa" w:w="780"/>
+            <w:tcW w:type="dxa" w:w="1351"/>
             <w:tcMar>
               <w:top w:type="dxa" w:w="40"/>
               <w:left w:type="dxa" w:w="90"/>
@@ -4694,7 +4694,7 @@
         </w:tc>
         <w:tc>
           <w:tcPr>
-            <w:tcW w:type="dxa" w:w="780"/>
+            <w:tcW w:type="dxa" w:w="948"/>
             <w:tcMar>
               <w:top w:type="dxa" w:w="40"/>
               <w:left w:type="dxa" w:w="90"/>
@@ -4710,7 +4710,7 @@
         </w:tc>
         <w:tc>
           <w:tcPr>
-            <w:tcW w:type="dxa" w:w="780"/>
+            <w:tcW w:type="dxa" w:w="680"/>
             <w:tcMar>
               <w:top w:type="dxa" w:w="40"/>
               <w:left w:type="dxa" w:w="90"/>
@@ -4726,7 +4726,7 @@
         </w:tc>
         <w:tc>
           <w:tcPr>
-            <w:tcW w:type="dxa" w:w="780"/>
+            <w:tcW w:type="dxa" w:w="680"/>
             <w:tcMar>
               <w:top w:type="dxa" w:w="40"/>
               <w:left w:type="dxa" w:w="90"/>
@@ -4742,7 +4742,7 @@
         </w:tc>
         <w:tc>
           <w:tcPr>
-            <w:tcW w:type="dxa" w:w="780"/>
+            <w:tcW w:type="dxa" w:w="680"/>
             <w:tcMar>
               <w:top w:type="dxa" w:w="40"/>
               <w:left w:type="dxa" w:w="90"/>
@@ -4758,7 +4758,7 @@
         </w:tc>
         <w:tc>
           <w:tcPr>
-            <w:tcW w:type="dxa" w:w="780"/>
+            <w:tcW w:type="dxa" w:w="2291"/>
             <w:tcMar>
               <w:top w:type="dxa" w:w="40"/>
               <w:left w:type="dxa" w:w="90"/>
@@ -4774,7 +4774,7 @@
         </w:tc>
         <w:tc>
           <w:tcPr>
-            <w:tcW w:type="dxa" w:w="780"/>
+            <w:tcW w:type="dxa" w:w="1932"/>
             <w:tcMar>
               <w:top w:type="dxa" w:w="40"/>
               <w:left w:type="dxa" w:w="90"/>
@@ -4790,7 +4790,7 @@
         </w:tc>
         <w:tc>
           <w:tcPr>
-            <w:tcW w:type="dxa" w:w="780"/>
+            <w:tcW w:type="dxa" w:w="680"/>
             <w:tcMar>
               <w:top w:type="dxa" w:w="40"/>
               <w:left w:type="dxa" w:w="90"/>
@@ -4806,7 +4806,7 @@
         </w:tc>
         <w:tc>
           <w:tcPr>
-            <w:tcW w:type="dxa" w:w="780"/>
+            <w:tcW w:type="dxa" w:w="680"/>
             <w:tcMar>
               <w:top w:type="dxa" w:w="40"/>
               <w:left w:type="dxa" w:w="90"/>
@@ -4822,7 +4822,7 @@
         </w:tc>
         <w:tc>
           <w:tcPr>
-            <w:tcW w:type="dxa" w:w="780"/>
+            <w:tcW w:type="dxa" w:w="680"/>
             <w:tcMar>
               <w:top w:type="dxa" w:w="40"/>
               <w:left w:type="dxa" w:w="90"/>
@@ -4942,7 +4942,7 @@
       </w:r>
     </w:p>
     <w:sectPr>
-      <w:pgSz w:w="12240" w:h="15840" w:orient="portrait"/>
+      <w:pgSz w:w="15840" w:h="12240" w:orient="landscape"/>
       <w:pgMar w:top="1134" w:right="1134" w:bottom="1134" w:left="1134" w:header="708" w:footer="708" w:gutter="0"/>
       <w:pgNumType/>
       <w:docGrid w:linePitch="360"/>

--- a/public/iso/RR-02-Registre-des-risques.docx
+++ b/public/iso/RR-02-Registre-des-risques.docx
@@ -21,7 +21,20 @@
         <w:spacing w:after="60"/>
       </w:pPr>
       <w:r>
-        <w:t xml:space="preserve">Organisation : Police Bagage</w:t>
+        <w:t xml:space="preserve">Organisation : African Transport Systems (ATS Handling)</w:t>
+      </w:r>
+    </w:p>
+    <w:p>
+      <w:pPr>
+        <w:pStyle w:val="ListParagraph"/>
+        <w:numPr>
+          <w:ilvl w:val="0"/>
+          <w:numId w:val="1"/>
+        </w:numPr>
+        <w:spacing w:after="60"/>
+      </w:pPr>
+      <w:r>
+        <w:t xml:space="preserve">Périmètre : systèmes d'information numériques d'ATS, dont Police Bagage (voir PC-00)</w:t>
       </w:r>
     </w:p>
     <w:p>

--- a/public/iso/RR-02-Registre-des-risques.docx
+++ b/public/iso/RR-02-Registre-des-risques.docx
@@ -68,6 +68,22 @@
     </w:p>
     <w:p>
       <w:pPr>
+        <w:spacing w:after="0"/>
+        <w:jc w:val="center"/>
+      </w:pPr>
+      <w:r>
+        <w:rPr>
+          <w:b w:val="false"/>
+          <w:bCs w:val="false"/>
+          <w:color w:val="404040"/>
+          <w:sz w:val="18"/>
+          <w:szCs w:val="18"/>
+        </w:rPr>
+        <w:t xml:space="preserve">Tél. : +243 819 929 881   /   E-mail : contact@ats-handling-rdc.com   /   www.ats-handling-rdc.com</w:t>
+      </w:r>
+    </w:p>
+    <w:p>
+      <w:pPr>
         <w:spacing w:after="60"/>
         <w:jc w:val="center"/>
       </w:pPr>
@@ -79,7 +95,7 @@
           <w:sz w:val="18"/>
           <w:szCs w:val="18"/>
         </w:rPr>
-        <w:t xml:space="preserve">Tél. : +243 819 929 881   /   E-mail : contact@ats-handling-rdc.com   /   www.ats-handling-rdc.com</w:t>
+        <w:t xml:space="preserve">RCCM : N° CD/KIN/RCCM/14-B-6513   /   Id. Nat. : 01-H4901-N39529 E   /   N° Impôt : A0801049A</w:t>
       </w:r>
     </w:p>
     <w:p>

--- a/public/iso/RR-02-Registre-des-risques.docx
+++ b/public/iso/RR-02-Registre-des-risques.docx
@@ -144,7 +144,7 @@
               <w:jc w:val="left"/>
             </w:pPr>
             <w:r>
-              <w:t xml:space="preserve">N/Réf. : ATS/SSI/RR-02/2026</w:t>
+              <w:t xml:space="preserve">N/Réf. : ATS/CSI/RR-02/2026</w:t>
             </w:r>
           </w:p>
         </w:tc>
@@ -202,6 +202,63 @@
                 <w:szCs w:val="20"/>
               </w:rPr>
               <w:t xml:space="preserve">Version 0.1 (projet)</w:t>
+            </w:r>
+          </w:p>
+        </w:tc>
+        <w:tc>
+          <w:tcPr>
+            <w:tcW w:type="dxa" w:w="6302"/>
+            <w:tcBorders>
+              <w:top w:val="none" w:color="auto" w:sz="0"/>
+              <w:left w:val="none" w:color="auto" w:sz="0"/>
+              <w:bottom w:val="none" w:color="auto" w:sz="0"/>
+              <w:right w:val="none" w:color="auto" w:sz="0"/>
+            </w:tcBorders>
+            <w:tcMar>
+              <w:top w:type="dxa" w:w="20"/>
+              <w:left w:type="dxa" w:w="0"/>
+              <w:bottom w:type="dxa" w:w="20"/>
+              <w:right w:type="dxa" w:w="0"/>
+            </w:tcMar>
+          </w:tcPr>
+          <w:p>
+            <w:pPr>
+              <w:jc w:val="right"/>
+            </w:pPr>
+            <w:r>
+              <w:t xml:space="preserve"/>
+            </w:r>
+          </w:p>
+        </w:tc>
+      </w:tr>
+      <w:tr>
+        <w:tc>
+          <w:tcPr>
+            <w:tcW w:type="dxa" w:w="7702"/>
+            <w:tcBorders>
+              <w:top w:val="none" w:color="auto" w:sz="0"/>
+              <w:left w:val="none" w:color="auto" w:sz="0"/>
+              <w:bottom w:val="none" w:color="auto" w:sz="0"/>
+              <w:right w:val="none" w:color="auto" w:sz="0"/>
+            </w:tcBorders>
+            <w:tcMar>
+              <w:top w:type="dxa" w:w="20"/>
+              <w:left w:type="dxa" w:w="0"/>
+              <w:bottom w:type="dxa" w:w="20"/>
+              <w:right w:type="dxa" w:w="0"/>
+            </w:tcMar>
+          </w:tcPr>
+          <w:p>
+            <w:pPr>
+              <w:jc w:val="left"/>
+            </w:pPr>
+            <w:r>
+              <w:rPr>
+                <w:color w:val="404040"/>
+                <w:sz w:val="20"/>
+                <w:szCs w:val="20"/>
+              </w:rPr>
+              <w:t xml:space="preserve">Rédigé par : Martin Bitha, Centre des Solutions Informatiques</w:t>
             </w:r>
           </w:p>
         </w:tc>
@@ -423,9 +480,9 @@
         </w:tblBorders>
       </w:tblPr>
       <w:tblGrid>
-        <w:gridCol w:w="5835"/>
-        <w:gridCol w:w="3501"/>
-        <w:gridCol w:w="4668"/>
+        <w:gridCol w:w="5752"/>
+        <w:gridCol w:w="3751"/>
+        <w:gridCol w:w="4501"/>
       </w:tblGrid>
       <w:tr>
         <w:trPr>
@@ -433,7 +490,7 @@
         </w:trPr>
         <w:tc>
           <w:tcPr>
-            <w:tcW w:type="dxa" w:w="5835"/>
+            <w:tcW w:type="dxa" w:w="5752"/>
             <w:shd w:fill="EDEDED" w:color="auto" w:val="clear"/>
             <w:tcMar>
               <w:top w:type="dxa" w:w="50"/>
@@ -456,7 +513,7 @@
         </w:tc>
         <w:tc>
           <w:tcPr>
-            <w:tcW w:type="dxa" w:w="3501"/>
+            <w:tcW w:type="dxa" w:w="3751"/>
             <w:shd w:fill="EDEDED" w:color="auto" w:val="clear"/>
             <w:tcMar>
               <w:top w:type="dxa" w:w="50"/>
@@ -479,7 +536,7 @@
         </w:tc>
         <w:tc>
           <w:tcPr>
-            <w:tcW w:type="dxa" w:w="4668"/>
+            <w:tcW w:type="dxa" w:w="4501"/>
             <w:shd w:fill="EDEDED" w:color="auto" w:val="clear"/>
             <w:tcMar>
               <w:top w:type="dxa" w:w="50"/>
@@ -504,7 +561,7 @@
       <w:tr>
         <w:tc>
           <w:tcPr>
-            <w:tcW w:type="dxa" w:w="5835"/>
+            <w:tcW w:type="dxa" w:w="5752"/>
             <w:tcMar>
               <w:top w:type="dxa" w:w="50"/>
               <w:left w:type="dxa" w:w="90"/>
@@ -524,7 +581,7 @@
         </w:tc>
         <w:tc>
           <w:tcPr>
-            <w:tcW w:type="dxa" w:w="3501"/>
+            <w:tcW w:type="dxa" w:w="3751"/>
             <w:tcMar>
               <w:top w:type="dxa" w:w="50"/>
               <w:left w:type="dxa" w:w="90"/>
@@ -544,7 +601,7 @@
         </w:tc>
         <w:tc>
           <w:tcPr>
-            <w:tcW w:type="dxa" w:w="4668"/>
+            <w:tcW w:type="dxa" w:w="4501"/>
             <w:tcMar>
               <w:top w:type="dxa" w:w="50"/>
               <w:left w:type="dxa" w:w="90"/>
@@ -581,7 +638,7 @@
       <w:tr>
         <w:tc>
           <w:tcPr>
-            <w:tcW w:type="dxa" w:w="5835"/>
+            <w:tcW w:type="dxa" w:w="5752"/>
             <w:tcMar>
               <w:top w:type="dxa" w:w="50"/>
               <w:left w:type="dxa" w:w="90"/>
@@ -601,7 +658,7 @@
         </w:tc>
         <w:tc>
           <w:tcPr>
-            <w:tcW w:type="dxa" w:w="3501"/>
+            <w:tcW w:type="dxa" w:w="3751"/>
             <w:tcMar>
               <w:top w:type="dxa" w:w="50"/>
               <w:left w:type="dxa" w:w="90"/>
@@ -621,7 +678,7 @@
         </w:tc>
         <w:tc>
           <w:tcPr>
-            <w:tcW w:type="dxa" w:w="4668"/>
+            <w:tcW w:type="dxa" w:w="4501"/>
             <w:tcMar>
               <w:top w:type="dxa" w:w="50"/>
               <w:left w:type="dxa" w:w="90"/>
@@ -666,7 +723,7 @@
       <w:tr>
         <w:tc>
           <w:tcPr>
-            <w:tcW w:type="dxa" w:w="5835"/>
+            <w:tcW w:type="dxa" w:w="5752"/>
             <w:tcMar>
               <w:top w:type="dxa" w:w="50"/>
               <w:left w:type="dxa" w:w="90"/>
@@ -686,7 +743,7 @@
         </w:tc>
         <w:tc>
           <w:tcPr>
-            <w:tcW w:type="dxa" w:w="3501"/>
+            <w:tcW w:type="dxa" w:w="3751"/>
             <w:tcMar>
               <w:top w:type="dxa" w:w="50"/>
               <w:left w:type="dxa" w:w="90"/>
@@ -706,7 +763,7 @@
         </w:tc>
         <w:tc>
           <w:tcPr>
-            <w:tcW w:type="dxa" w:w="4668"/>
+            <w:tcW w:type="dxa" w:w="4501"/>
             <w:tcMar>
               <w:top w:type="dxa" w:w="50"/>
               <w:left w:type="dxa" w:w="90"/>
@@ -743,7 +800,7 @@
       <w:tr>
         <w:tc>
           <w:tcPr>
-            <w:tcW w:type="dxa" w:w="5835"/>
+            <w:tcW w:type="dxa" w:w="5752"/>
             <w:tcMar>
               <w:top w:type="dxa" w:w="50"/>
               <w:left w:type="dxa" w:w="90"/>
@@ -763,7 +820,7 @@
         </w:tc>
         <w:tc>
           <w:tcPr>
-            <w:tcW w:type="dxa" w:w="3501"/>
+            <w:tcW w:type="dxa" w:w="3751"/>
             <w:tcMar>
               <w:top w:type="dxa" w:w="50"/>
               <w:left w:type="dxa" w:w="90"/>
@@ -783,7 +840,7 @@
         </w:tc>
         <w:tc>
           <w:tcPr>
-            <w:tcW w:type="dxa" w:w="4668"/>
+            <w:tcW w:type="dxa" w:w="4501"/>
             <w:tcMar>
               <w:top w:type="dxa" w:w="50"/>
               <w:left w:type="dxa" w:w="90"/>
@@ -805,7 +862,7 @@
       <w:tr>
         <w:tc>
           <w:tcPr>
-            <w:tcW w:type="dxa" w:w="5835"/>
+            <w:tcW w:type="dxa" w:w="5752"/>
             <w:tcMar>
               <w:top w:type="dxa" w:w="50"/>
               <w:left w:type="dxa" w:w="90"/>
@@ -825,7 +882,7 @@
         </w:tc>
         <w:tc>
           <w:tcPr>
-            <w:tcW w:type="dxa" w:w="3501"/>
+            <w:tcW w:type="dxa" w:w="3751"/>
             <w:tcMar>
               <w:top w:type="dxa" w:w="50"/>
               <w:left w:type="dxa" w:w="90"/>
@@ -845,7 +902,7 @@
         </w:tc>
         <w:tc>
           <w:tcPr>
-            <w:tcW w:type="dxa" w:w="4668"/>
+            <w:tcW w:type="dxa" w:w="4501"/>
             <w:tcMar>
               <w:top w:type="dxa" w:w="50"/>
               <w:left w:type="dxa" w:w="90"/>
@@ -867,7 +924,7 @@
       <w:tr>
         <w:tc>
           <w:tcPr>
-            <w:tcW w:type="dxa" w:w="5835"/>
+            <w:tcW w:type="dxa" w:w="5752"/>
             <w:tcMar>
               <w:top w:type="dxa" w:w="50"/>
               <w:left w:type="dxa" w:w="90"/>
@@ -887,7 +944,7 @@
         </w:tc>
         <w:tc>
           <w:tcPr>
-            <w:tcW w:type="dxa" w:w="3501"/>
+            <w:tcW w:type="dxa" w:w="3751"/>
             <w:tcMar>
               <w:top w:type="dxa" w:w="50"/>
               <w:left w:type="dxa" w:w="90"/>
@@ -907,7 +964,7 @@
         </w:tc>
         <w:tc>
           <w:tcPr>
-            <w:tcW w:type="dxa" w:w="4668"/>
+            <w:tcW w:type="dxa" w:w="4501"/>
             <w:tcMar>
               <w:top w:type="dxa" w:w="50"/>
               <w:left w:type="dxa" w:w="90"/>
@@ -922,6 +979,192 @@
                 <w:szCs w:val="20"/>
               </w:rPr>
               <w:t xml:space="preserve">GitHub</w:t>
+            </w:r>
+          </w:p>
+        </w:tc>
+      </w:tr>
+      <w:tr>
+        <w:tc>
+          <w:tcPr>
+            <w:tcW w:type="dxa" w:w="5752"/>
+            <w:tcMar>
+              <w:top w:type="dxa" w:w="50"/>
+              <w:left w:type="dxa" w:w="90"/>
+              <w:bottom w:type="dxa" w:w="50"/>
+              <w:right w:type="dxa" w:w="90"/>
+            </w:tcMar>
+          </w:tcPr>
+          <w:p>
+            <w:r>
+              <w:rPr>
+                <w:sz w:val="20"/>
+                <w:szCs w:val="20"/>
+              </w:rPr>
+              <w:t xml:space="preserve">Postes et logiciels d'enregistrement des compagnies (matériel des compagnies)</w:t>
+            </w:r>
+          </w:p>
+        </w:tc>
+        <w:tc>
+          <w:tcPr>
+            <w:tcW w:type="dxa" w:w="3751"/>
+            <w:tcMar>
+              <w:top w:type="dxa" w:w="50"/>
+              <w:left w:type="dxa" w:w="90"/>
+              <w:bottom w:type="dxa" w:w="50"/>
+              <w:right w:type="dxa" w:w="90"/>
+            </w:tcMar>
+          </w:tcPr>
+          <w:p>
+            <w:r>
+              <w:rPr>
+                <w:sz w:val="20"/>
+                <w:szCs w:val="20"/>
+              </w:rPr>
+              <w:t xml:space="preserve">Disponibilité, intégrité</w:t>
+            </w:r>
+          </w:p>
+        </w:tc>
+        <w:tc>
+          <w:tcPr>
+            <w:tcW w:type="dxa" w:w="4501"/>
+            <w:tcMar>
+              <w:top w:type="dxa" w:w="50"/>
+              <w:left w:type="dxa" w:w="90"/>
+              <w:bottom w:type="dxa" w:w="50"/>
+              <w:right w:type="dxa" w:w="90"/>
+            </w:tcMar>
+          </w:tcPr>
+          <w:p>
+            <w:r>
+              <w:rPr>
+                <w:sz w:val="20"/>
+                <w:szCs w:val="20"/>
+              </w:rPr>
+              <w:t xml:space="preserve">escales, sous garde du CSI</w:t>
+            </w:r>
+          </w:p>
+        </w:tc>
+      </w:tr>
+      <w:tr>
+        <w:tc>
+          <w:tcPr>
+            <w:tcW w:type="dxa" w:w="5752"/>
+            <w:tcMar>
+              <w:top w:type="dxa" w:w="50"/>
+              <w:left w:type="dxa" w:w="90"/>
+              <w:bottom w:type="dxa" w:w="50"/>
+              <w:right w:type="dxa" w:w="90"/>
+            </w:tcMar>
+          </w:tcPr>
+          <w:p>
+            <w:r>
+              <w:rPr>
+                <w:sz w:val="20"/>
+                <w:szCs w:val="20"/>
+              </w:rPr>
+              <w:t xml:space="preserve">Connectivité Internet des escales</w:t>
+            </w:r>
+          </w:p>
+        </w:tc>
+        <w:tc>
+          <w:tcPr>
+            <w:tcW w:type="dxa" w:w="3751"/>
+            <w:tcMar>
+              <w:top w:type="dxa" w:w="50"/>
+              <w:left w:type="dxa" w:w="90"/>
+              <w:bottom w:type="dxa" w:w="50"/>
+              <w:right w:type="dxa" w:w="90"/>
+            </w:tcMar>
+          </w:tcPr>
+          <w:p>
+            <w:r>
+              <w:rPr>
+                <w:sz w:val="20"/>
+                <w:szCs w:val="20"/>
+              </w:rPr>
+              <w:t xml:space="preserve">Disponibilité</w:t>
+            </w:r>
+          </w:p>
+        </w:tc>
+        <w:tc>
+          <w:tcPr>
+            <w:tcW w:type="dxa" w:w="4501"/>
+            <w:tcMar>
+              <w:top w:type="dxa" w:w="50"/>
+              <w:left w:type="dxa" w:w="90"/>
+              <w:bottom w:type="dxa" w:w="50"/>
+              <w:right w:type="dxa" w:w="90"/>
+            </w:tcMar>
+          </w:tcPr>
+          <w:p>
+            <w:r>
+              <w:rPr>
+                <w:sz w:val="20"/>
+                <w:szCs w:val="20"/>
+              </w:rPr>
+              <w:t xml:space="preserve">terminaux Starlink, réseaux d'escale</w:t>
+            </w:r>
+          </w:p>
+        </w:tc>
+      </w:tr>
+      <w:tr>
+        <w:tc>
+          <w:tcPr>
+            <w:tcW w:type="dxa" w:w="5752"/>
+            <w:tcMar>
+              <w:top w:type="dxa" w:w="50"/>
+              <w:left w:type="dxa" w:w="90"/>
+              <w:bottom w:type="dxa" w:w="50"/>
+              <w:right w:type="dxa" w:w="90"/>
+            </w:tcMar>
+          </w:tcPr>
+          <w:p>
+            <w:r>
+              <w:rPr>
+                <w:sz w:val="20"/>
+                <w:szCs w:val="20"/>
+              </w:rPr>
+              <w:t xml:space="preserve">Informatique interne d'ATS</w:t>
+            </w:r>
+          </w:p>
+        </w:tc>
+        <w:tc>
+          <w:tcPr>
+            <w:tcW w:type="dxa" w:w="3751"/>
+            <w:tcMar>
+              <w:top w:type="dxa" w:w="50"/>
+              <w:left w:type="dxa" w:w="90"/>
+              <w:bottom w:type="dxa" w:w="50"/>
+              <w:right w:type="dxa" w:w="90"/>
+            </w:tcMar>
+          </w:tcPr>
+          <w:p>
+            <w:r>
+              <w:rPr>
+                <w:sz w:val="20"/>
+                <w:szCs w:val="20"/>
+              </w:rPr>
+              <w:t xml:space="preserve">Confidentialité, disponibilité</w:t>
+            </w:r>
+          </w:p>
+        </w:tc>
+        <w:tc>
+          <w:tcPr>
+            <w:tcW w:type="dxa" w:w="4501"/>
+            <w:tcMar>
+              <w:top w:type="dxa" w:w="50"/>
+              <w:left w:type="dxa" w:w="90"/>
+              <w:bottom w:type="dxa" w:w="50"/>
+              <w:right w:type="dxa" w:w="90"/>
+            </w:tcMar>
+          </w:tcPr>
+          <w:p>
+            <w:r>
+              <w:rPr>
+                <w:sz w:val="20"/>
+                <w:szCs w:val="20"/>
+              </w:rPr>
+              <w:t xml:space="preserve">postes, messagerie, réseau du siège</w:t>
             </w:r>
           </w:p>
         </w:tc>
@@ -6121,6 +6364,1458 @@
                 <w:szCs w:val="20"/>
               </w:rPr>
               <w:t xml:space="preserve">2</w:t>
+            </w:r>
+          </w:p>
+        </w:tc>
+      </w:tr>
+      <w:tr>
+        <w:tc>
+          <w:tcPr>
+            <w:tcW w:type="dxa" w:w="680"/>
+            <w:tcMar>
+              <w:top w:type="dxa" w:w="50"/>
+              <w:left w:type="dxa" w:w="90"/>
+              <w:bottom w:type="dxa" w:w="50"/>
+              <w:right w:type="dxa" w:w="90"/>
+            </w:tcMar>
+          </w:tcPr>
+          <w:p>
+            <w:r>
+              <w:rPr>
+                <w:sz w:val="20"/>
+                <w:szCs w:val="20"/>
+              </w:rPr>
+              <w:t xml:space="preserve">R-21</w:t>
+            </w:r>
+          </w:p>
+        </w:tc>
+        <w:tc>
+          <w:tcPr>
+            <w:tcW w:type="dxa" w:w="2412"/>
+            <w:tcMar>
+              <w:top w:type="dxa" w:w="50"/>
+              <w:left w:type="dxa" w:w="90"/>
+              <w:bottom w:type="dxa" w:w="50"/>
+              <w:right w:type="dxa" w:w="90"/>
+            </w:tcMar>
+          </w:tcPr>
+          <w:p>
+            <w:r>
+              <w:rPr>
+                <w:sz w:val="20"/>
+                <w:szCs w:val="20"/>
+              </w:rPr>
+              <w:t xml:space="preserve">Coupure de la liaison Starlink ou du réseau d'escale pendant un enregistrement</w:t>
+            </w:r>
+          </w:p>
+        </w:tc>
+        <w:tc>
+          <w:tcPr>
+            <w:tcW w:type="dxa" w:w="1410"/>
+            <w:tcMar>
+              <w:top w:type="dxa" w:w="50"/>
+              <w:left w:type="dxa" w:w="90"/>
+              <w:bottom w:type="dxa" w:w="50"/>
+              <w:right w:type="dxa" w:w="90"/>
+            </w:tcMar>
+          </w:tcPr>
+          <w:p>
+            <w:r>
+              <w:rPr>
+                <w:sz w:val="20"/>
+                <w:szCs w:val="20"/>
+              </w:rPr>
+              <w:t xml:space="preserve">connectivité des escales</w:t>
+            </w:r>
+          </w:p>
+        </w:tc>
+        <w:tc>
+          <w:tcPr>
+            <w:tcW w:type="dxa" w:w="980"/>
+            <w:tcMar>
+              <w:top w:type="dxa" w:w="50"/>
+              <w:left w:type="dxa" w:w="90"/>
+              <w:bottom w:type="dxa" w:w="50"/>
+              <w:right w:type="dxa" w:w="90"/>
+            </w:tcMar>
+          </w:tcPr>
+          <w:p>
+            <w:r>
+              <w:rPr>
+                <w:sz w:val="20"/>
+                <w:szCs w:val="20"/>
+              </w:rPr>
+              <w:t xml:space="preserve">CSI</w:t>
+            </w:r>
+          </w:p>
+        </w:tc>
+        <w:tc>
+          <w:tcPr>
+            <w:tcW w:type="dxa" w:w="680"/>
+            <w:tcMar>
+              <w:top w:type="dxa" w:w="50"/>
+              <w:left w:type="dxa" w:w="90"/>
+              <w:bottom w:type="dxa" w:w="50"/>
+              <w:right w:type="dxa" w:w="90"/>
+            </w:tcMar>
+          </w:tcPr>
+          <w:p>
+            <w:r>
+              <w:rPr>
+                <w:sz w:val="20"/>
+                <w:szCs w:val="20"/>
+              </w:rPr>
+              <w:t xml:space="preserve">3</w:t>
+            </w:r>
+          </w:p>
+        </w:tc>
+        <w:tc>
+          <w:tcPr>
+            <w:tcW w:type="dxa" w:w="680"/>
+            <w:tcMar>
+              <w:top w:type="dxa" w:w="50"/>
+              <w:left w:type="dxa" w:w="90"/>
+              <w:bottom w:type="dxa" w:w="50"/>
+              <w:right w:type="dxa" w:w="90"/>
+            </w:tcMar>
+          </w:tcPr>
+          <w:p>
+            <w:r>
+              <w:rPr>
+                <w:sz w:val="20"/>
+                <w:szCs w:val="20"/>
+              </w:rPr>
+              <w:t xml:space="preserve">4</w:t>
+            </w:r>
+          </w:p>
+        </w:tc>
+        <w:tc>
+          <w:tcPr>
+            <w:tcW w:type="dxa" w:w="680"/>
+            <w:tcMar>
+              <w:top w:type="dxa" w:w="50"/>
+              <w:left w:type="dxa" w:w="90"/>
+              <w:bottom w:type="dxa" w:w="50"/>
+              <w:right w:type="dxa" w:w="90"/>
+            </w:tcMar>
+          </w:tcPr>
+          <w:p>
+            <w:r>
+              <w:rPr>
+                <w:sz w:val="20"/>
+                <w:szCs w:val="20"/>
+              </w:rPr>
+              <w:t xml:space="preserve">12</w:t>
+            </w:r>
+          </w:p>
+        </w:tc>
+        <w:tc>
+          <w:tcPr>
+            <w:tcW w:type="dxa" w:w="2412"/>
+            <w:tcMar>
+              <w:top w:type="dxa" w:w="50"/>
+              <w:left w:type="dxa" w:w="90"/>
+              <w:bottom w:type="dxa" w:w="50"/>
+              <w:right w:type="dxa" w:w="90"/>
+            </w:tcMar>
+          </w:tcPr>
+          <w:p>
+            <w:r>
+              <w:rPr>
+                <w:sz w:val="20"/>
+                <w:szCs w:val="20"/>
+              </w:rPr>
+              <w:t xml:space="preserve">Réduire : liaison de secours, supervision de la liaison, procédure dégradée convenue avec la compagnie</w:t>
+            </w:r>
+          </w:p>
+        </w:tc>
+        <w:tc>
+          <w:tcPr>
+            <w:tcW w:type="dxa" w:w="2030"/>
+            <w:tcMar>
+              <w:top w:type="dxa" w:w="50"/>
+              <w:left w:type="dxa" w:w="90"/>
+              <w:bottom w:type="dxa" w:w="50"/>
+              <w:right w:type="dxa" w:w="90"/>
+            </w:tcMar>
+          </w:tcPr>
+          <w:p>
+            <w:r>
+              <w:rPr>
+                <w:sz w:val="20"/>
+                <w:szCs w:val="20"/>
+              </w:rPr>
+              <w:t xml:space="preserve">À traiter</w:t>
+            </w:r>
+          </w:p>
+        </w:tc>
+        <w:tc>
+          <w:tcPr>
+            <w:tcW w:type="dxa" w:w="680"/>
+            <w:tcMar>
+              <w:top w:type="dxa" w:w="50"/>
+              <w:left w:type="dxa" w:w="90"/>
+              <w:bottom w:type="dxa" w:w="50"/>
+              <w:right w:type="dxa" w:w="90"/>
+            </w:tcMar>
+          </w:tcPr>
+          <w:p>
+            <w:r>
+              <w:rPr>
+                <w:sz w:val="20"/>
+                <w:szCs w:val="20"/>
+              </w:rPr>
+              <w:t xml:space="preserve">3</w:t>
+            </w:r>
+          </w:p>
+        </w:tc>
+        <w:tc>
+          <w:tcPr>
+            <w:tcW w:type="dxa" w:w="680"/>
+            <w:tcMar>
+              <w:top w:type="dxa" w:w="50"/>
+              <w:left w:type="dxa" w:w="90"/>
+              <w:bottom w:type="dxa" w:w="50"/>
+              <w:right w:type="dxa" w:w="90"/>
+            </w:tcMar>
+          </w:tcPr>
+          <w:p>
+            <w:r>
+              <w:rPr>
+                <w:sz w:val="20"/>
+                <w:szCs w:val="20"/>
+              </w:rPr>
+              <w:t xml:space="preserve">4</w:t>
+            </w:r>
+          </w:p>
+        </w:tc>
+        <w:tc>
+          <w:tcPr>
+            <w:tcW w:type="dxa" w:w="680"/>
+            <w:tcMar>
+              <w:top w:type="dxa" w:w="50"/>
+              <w:left w:type="dxa" w:w="90"/>
+              <w:bottom w:type="dxa" w:w="50"/>
+              <w:right w:type="dxa" w:w="90"/>
+            </w:tcMar>
+          </w:tcPr>
+          <w:p>
+            <w:r>
+              <w:rPr>
+                <w:sz w:val="20"/>
+                <w:szCs w:val="20"/>
+              </w:rPr>
+              <w:t xml:space="preserve">12</w:t>
+            </w:r>
+          </w:p>
+        </w:tc>
+      </w:tr>
+      <w:tr>
+        <w:tc>
+          <w:tcPr>
+            <w:tcW w:type="dxa" w:w="680"/>
+            <w:tcMar>
+              <w:top w:type="dxa" w:w="50"/>
+              <w:left w:type="dxa" w:w="90"/>
+              <w:bottom w:type="dxa" w:w="50"/>
+              <w:right w:type="dxa" w:w="90"/>
+            </w:tcMar>
+          </w:tcPr>
+          <w:p>
+            <w:r>
+              <w:rPr>
+                <w:sz w:val="20"/>
+                <w:szCs w:val="20"/>
+              </w:rPr>
+              <w:t xml:space="preserve">R-22</w:t>
+            </w:r>
+          </w:p>
+        </w:tc>
+        <w:tc>
+          <w:tcPr>
+            <w:tcW w:type="dxa" w:w="2412"/>
+            <w:tcMar>
+              <w:top w:type="dxa" w:w="50"/>
+              <w:left w:type="dxa" w:w="90"/>
+              <w:bottom w:type="dxa" w:w="50"/>
+              <w:right w:type="dxa" w:w="90"/>
+            </w:tcMar>
+          </w:tcPr>
+          <w:p>
+            <w:r>
+              <w:rPr>
+                <w:sz w:val="20"/>
+                <w:szCs w:val="20"/>
+              </w:rPr>
+              <w:t xml:space="preserve">Poste d'enregistrement d'une compagnie mal préparé ou compromis (logiciel non à jour, programme malveillant)</w:t>
+            </w:r>
+          </w:p>
+        </w:tc>
+        <w:tc>
+          <w:tcPr>
+            <w:tcW w:type="dxa" w:w="1410"/>
+            <w:tcMar>
+              <w:top w:type="dxa" w:w="50"/>
+              <w:left w:type="dxa" w:w="90"/>
+              <w:bottom w:type="dxa" w:w="50"/>
+              <w:right w:type="dxa" w:w="90"/>
+            </w:tcMar>
+          </w:tcPr>
+          <w:p>
+            <w:r>
+              <w:rPr>
+                <w:sz w:val="20"/>
+                <w:szCs w:val="20"/>
+              </w:rPr>
+              <w:t xml:space="preserve">postes des compagnies</w:t>
+            </w:r>
+          </w:p>
+        </w:tc>
+        <w:tc>
+          <w:tcPr>
+            <w:tcW w:type="dxa" w:w="980"/>
+            <w:tcMar>
+              <w:top w:type="dxa" w:w="50"/>
+              <w:left w:type="dxa" w:w="90"/>
+              <w:bottom w:type="dxa" w:w="50"/>
+              <w:right w:type="dxa" w:w="90"/>
+            </w:tcMar>
+          </w:tcPr>
+          <w:p>
+            <w:r>
+              <w:rPr>
+                <w:sz w:val="20"/>
+                <w:szCs w:val="20"/>
+              </w:rPr>
+              <w:t xml:space="preserve">CSI</w:t>
+            </w:r>
+          </w:p>
+        </w:tc>
+        <w:tc>
+          <w:tcPr>
+            <w:tcW w:type="dxa" w:w="680"/>
+            <w:tcMar>
+              <w:top w:type="dxa" w:w="50"/>
+              <w:left w:type="dxa" w:w="90"/>
+              <w:bottom w:type="dxa" w:w="50"/>
+              <w:right w:type="dxa" w:w="90"/>
+            </w:tcMar>
+          </w:tcPr>
+          <w:p>
+            <w:r>
+              <w:rPr>
+                <w:sz w:val="20"/>
+                <w:szCs w:val="20"/>
+              </w:rPr>
+              <w:t xml:space="preserve">3</w:t>
+            </w:r>
+          </w:p>
+        </w:tc>
+        <w:tc>
+          <w:tcPr>
+            <w:tcW w:type="dxa" w:w="680"/>
+            <w:tcMar>
+              <w:top w:type="dxa" w:w="50"/>
+              <w:left w:type="dxa" w:w="90"/>
+              <w:bottom w:type="dxa" w:w="50"/>
+              <w:right w:type="dxa" w:w="90"/>
+            </w:tcMar>
+          </w:tcPr>
+          <w:p>
+            <w:r>
+              <w:rPr>
+                <w:sz w:val="20"/>
+                <w:szCs w:val="20"/>
+              </w:rPr>
+              <w:t xml:space="preserve">4</w:t>
+            </w:r>
+          </w:p>
+        </w:tc>
+        <w:tc>
+          <w:tcPr>
+            <w:tcW w:type="dxa" w:w="680"/>
+            <w:tcMar>
+              <w:top w:type="dxa" w:w="50"/>
+              <w:left w:type="dxa" w:w="90"/>
+              <w:bottom w:type="dxa" w:w="50"/>
+              <w:right w:type="dxa" w:w="90"/>
+            </w:tcMar>
+          </w:tcPr>
+          <w:p>
+            <w:r>
+              <w:rPr>
+                <w:sz w:val="20"/>
+                <w:szCs w:val="20"/>
+              </w:rPr>
+              <w:t xml:space="preserve">12</w:t>
+            </w:r>
+          </w:p>
+        </w:tc>
+        <w:tc>
+          <w:tcPr>
+            <w:tcW w:type="dxa" w:w="2412"/>
+            <w:tcMar>
+              <w:top w:type="dxa" w:w="50"/>
+              <w:left w:type="dxa" w:w="90"/>
+              <w:bottom w:type="dxa" w:w="50"/>
+              <w:right w:type="dxa" w:w="90"/>
+            </w:tcMar>
+          </w:tcPr>
+          <w:p>
+            <w:r>
+              <w:rPr>
+                <w:sz w:val="20"/>
+                <w:szCs w:val="20"/>
+              </w:rPr>
+              <w:t xml:space="preserve">Réduire : check-list de préparation, protection contre les programmes malveillants, comptes de la compagnie uniquement</w:t>
+            </w:r>
+          </w:p>
+        </w:tc>
+        <w:tc>
+          <w:tcPr>
+            <w:tcW w:type="dxa" w:w="2030"/>
+            <w:tcMar>
+              <w:top w:type="dxa" w:w="50"/>
+              <w:left w:type="dxa" w:w="90"/>
+              <w:bottom w:type="dxa" w:w="50"/>
+              <w:right w:type="dxa" w:w="90"/>
+            </w:tcMar>
+          </w:tcPr>
+          <w:p>
+            <w:r>
+              <w:rPr>
+                <w:sz w:val="20"/>
+                <w:szCs w:val="20"/>
+              </w:rPr>
+              <w:t xml:space="preserve">À traiter</w:t>
+            </w:r>
+          </w:p>
+        </w:tc>
+        <w:tc>
+          <w:tcPr>
+            <w:tcW w:type="dxa" w:w="680"/>
+            <w:tcMar>
+              <w:top w:type="dxa" w:w="50"/>
+              <w:left w:type="dxa" w:w="90"/>
+              <w:bottom w:type="dxa" w:w="50"/>
+              <w:right w:type="dxa" w:w="90"/>
+            </w:tcMar>
+          </w:tcPr>
+          <w:p>
+            <w:r>
+              <w:rPr>
+                <w:sz w:val="20"/>
+                <w:szCs w:val="20"/>
+              </w:rPr>
+              <w:t xml:space="preserve">3</w:t>
+            </w:r>
+          </w:p>
+        </w:tc>
+        <w:tc>
+          <w:tcPr>
+            <w:tcW w:type="dxa" w:w="680"/>
+            <w:tcMar>
+              <w:top w:type="dxa" w:w="50"/>
+              <w:left w:type="dxa" w:w="90"/>
+              <w:bottom w:type="dxa" w:w="50"/>
+              <w:right w:type="dxa" w:w="90"/>
+            </w:tcMar>
+          </w:tcPr>
+          <w:p>
+            <w:r>
+              <w:rPr>
+                <w:sz w:val="20"/>
+                <w:szCs w:val="20"/>
+              </w:rPr>
+              <w:t xml:space="preserve">4</w:t>
+            </w:r>
+          </w:p>
+        </w:tc>
+        <w:tc>
+          <w:tcPr>
+            <w:tcW w:type="dxa" w:w="680"/>
+            <w:tcMar>
+              <w:top w:type="dxa" w:w="50"/>
+              <w:left w:type="dxa" w:w="90"/>
+              <w:bottom w:type="dxa" w:w="50"/>
+              <w:right w:type="dxa" w:w="90"/>
+            </w:tcMar>
+          </w:tcPr>
+          <w:p>
+            <w:r>
+              <w:rPr>
+                <w:sz w:val="20"/>
+                <w:szCs w:val="20"/>
+              </w:rPr>
+              <w:t xml:space="preserve">12</w:t>
+            </w:r>
+          </w:p>
+        </w:tc>
+      </w:tr>
+      <w:tr>
+        <w:tc>
+          <w:tcPr>
+            <w:tcW w:type="dxa" w:w="680"/>
+            <w:tcMar>
+              <w:top w:type="dxa" w:w="50"/>
+              <w:left w:type="dxa" w:w="90"/>
+              <w:bottom w:type="dxa" w:w="50"/>
+              <w:right w:type="dxa" w:w="90"/>
+            </w:tcMar>
+          </w:tcPr>
+          <w:p>
+            <w:r>
+              <w:rPr>
+                <w:sz w:val="20"/>
+                <w:szCs w:val="20"/>
+              </w:rPr>
+              <w:t xml:space="preserve">R-23</w:t>
+            </w:r>
+          </w:p>
+        </w:tc>
+        <w:tc>
+          <w:tcPr>
+            <w:tcW w:type="dxa" w:w="2412"/>
+            <w:tcMar>
+              <w:top w:type="dxa" w:w="50"/>
+              <w:left w:type="dxa" w:w="90"/>
+              <w:bottom w:type="dxa" w:w="50"/>
+              <w:right w:type="dxa" w:w="90"/>
+            </w:tcMar>
+          </w:tcPr>
+          <w:p>
+            <w:r>
+              <w:rPr>
+                <w:sz w:val="20"/>
+                <w:szCs w:val="20"/>
+              </w:rPr>
+              <w:t xml:space="preserve">Perte, vol ou dégradation de matériel appartenant à une compagnie sous garde du CSI</w:t>
+            </w:r>
+          </w:p>
+        </w:tc>
+        <w:tc>
+          <w:tcPr>
+            <w:tcW w:type="dxa" w:w="1410"/>
+            <w:tcMar>
+              <w:top w:type="dxa" w:w="50"/>
+              <w:left w:type="dxa" w:w="90"/>
+              <w:bottom w:type="dxa" w:w="50"/>
+              <w:right w:type="dxa" w:w="90"/>
+            </w:tcMar>
+          </w:tcPr>
+          <w:p>
+            <w:r>
+              <w:rPr>
+                <w:sz w:val="20"/>
+                <w:szCs w:val="20"/>
+              </w:rPr>
+              <w:t xml:space="preserve">matériel des compagnies</w:t>
+            </w:r>
+          </w:p>
+        </w:tc>
+        <w:tc>
+          <w:tcPr>
+            <w:tcW w:type="dxa" w:w="980"/>
+            <w:tcMar>
+              <w:top w:type="dxa" w:w="50"/>
+              <w:left w:type="dxa" w:w="90"/>
+              <w:bottom w:type="dxa" w:w="50"/>
+              <w:right w:type="dxa" w:w="90"/>
+            </w:tcMar>
+          </w:tcPr>
+          <w:p>
+            <w:r>
+              <w:rPr>
+                <w:sz w:val="20"/>
+                <w:szCs w:val="20"/>
+              </w:rPr>
+              <w:t xml:space="preserve">CSI</w:t>
+            </w:r>
+          </w:p>
+        </w:tc>
+        <w:tc>
+          <w:tcPr>
+            <w:tcW w:type="dxa" w:w="680"/>
+            <w:tcMar>
+              <w:top w:type="dxa" w:w="50"/>
+              <w:left w:type="dxa" w:w="90"/>
+              <w:bottom w:type="dxa" w:w="50"/>
+              <w:right w:type="dxa" w:w="90"/>
+            </w:tcMar>
+          </w:tcPr>
+          <w:p>
+            <w:r>
+              <w:rPr>
+                <w:sz w:val="20"/>
+                <w:szCs w:val="20"/>
+              </w:rPr>
+              <w:t xml:space="preserve">2</w:t>
+            </w:r>
+          </w:p>
+        </w:tc>
+        <w:tc>
+          <w:tcPr>
+            <w:tcW w:type="dxa" w:w="680"/>
+            <w:tcMar>
+              <w:top w:type="dxa" w:w="50"/>
+              <w:left w:type="dxa" w:w="90"/>
+              <w:bottom w:type="dxa" w:w="50"/>
+              <w:right w:type="dxa" w:w="90"/>
+            </w:tcMar>
+          </w:tcPr>
+          <w:p>
+            <w:r>
+              <w:rPr>
+                <w:sz w:val="20"/>
+                <w:szCs w:val="20"/>
+              </w:rPr>
+              <w:t xml:space="preserve">4</w:t>
+            </w:r>
+          </w:p>
+        </w:tc>
+        <w:tc>
+          <w:tcPr>
+            <w:tcW w:type="dxa" w:w="680"/>
+            <w:tcMar>
+              <w:top w:type="dxa" w:w="50"/>
+              <w:left w:type="dxa" w:w="90"/>
+              <w:bottom w:type="dxa" w:w="50"/>
+              <w:right w:type="dxa" w:w="90"/>
+            </w:tcMar>
+          </w:tcPr>
+          <w:p>
+            <w:r>
+              <w:rPr>
+                <w:sz w:val="20"/>
+                <w:szCs w:val="20"/>
+              </w:rPr>
+              <w:t xml:space="preserve">8</w:t>
+            </w:r>
+          </w:p>
+        </w:tc>
+        <w:tc>
+          <w:tcPr>
+            <w:tcW w:type="dxa" w:w="2412"/>
+            <w:tcMar>
+              <w:top w:type="dxa" w:w="50"/>
+              <w:left w:type="dxa" w:w="90"/>
+              <w:bottom w:type="dxa" w:w="50"/>
+              <w:right w:type="dxa" w:w="90"/>
+            </w:tcMar>
+          </w:tcPr>
+          <w:p>
+            <w:r>
+              <w:rPr>
+                <w:sz w:val="20"/>
+                <w:szCs w:val="20"/>
+              </w:rPr>
+              <w:t xml:space="preserve">Réduire : inventaire, responsabilités contractuelles, rangement sécurisé en escale</w:t>
+            </w:r>
+          </w:p>
+        </w:tc>
+        <w:tc>
+          <w:tcPr>
+            <w:tcW w:type="dxa" w:w="2030"/>
+            <w:tcMar>
+              <w:top w:type="dxa" w:w="50"/>
+              <w:left w:type="dxa" w:w="90"/>
+              <w:bottom w:type="dxa" w:w="50"/>
+              <w:right w:type="dxa" w:w="90"/>
+            </w:tcMar>
+          </w:tcPr>
+          <w:p>
+            <w:r>
+              <w:rPr>
+                <w:sz w:val="20"/>
+                <w:szCs w:val="20"/>
+              </w:rPr>
+              <w:t xml:space="preserve">À traiter</w:t>
+            </w:r>
+          </w:p>
+        </w:tc>
+        <w:tc>
+          <w:tcPr>
+            <w:tcW w:type="dxa" w:w="680"/>
+            <w:tcMar>
+              <w:top w:type="dxa" w:w="50"/>
+              <w:left w:type="dxa" w:w="90"/>
+              <w:bottom w:type="dxa" w:w="50"/>
+              <w:right w:type="dxa" w:w="90"/>
+            </w:tcMar>
+          </w:tcPr>
+          <w:p>
+            <w:r>
+              <w:rPr>
+                <w:sz w:val="20"/>
+                <w:szCs w:val="20"/>
+              </w:rPr>
+              <w:t xml:space="preserve">2</w:t>
+            </w:r>
+          </w:p>
+        </w:tc>
+        <w:tc>
+          <w:tcPr>
+            <w:tcW w:type="dxa" w:w="680"/>
+            <w:tcMar>
+              <w:top w:type="dxa" w:w="50"/>
+              <w:left w:type="dxa" w:w="90"/>
+              <w:bottom w:type="dxa" w:w="50"/>
+              <w:right w:type="dxa" w:w="90"/>
+            </w:tcMar>
+          </w:tcPr>
+          <w:p>
+            <w:r>
+              <w:rPr>
+                <w:sz w:val="20"/>
+                <w:szCs w:val="20"/>
+              </w:rPr>
+              <w:t xml:space="preserve">4</w:t>
+            </w:r>
+          </w:p>
+        </w:tc>
+        <w:tc>
+          <w:tcPr>
+            <w:tcW w:type="dxa" w:w="680"/>
+            <w:tcMar>
+              <w:top w:type="dxa" w:w="50"/>
+              <w:left w:type="dxa" w:w="90"/>
+              <w:bottom w:type="dxa" w:w="50"/>
+              <w:right w:type="dxa" w:w="90"/>
+            </w:tcMar>
+          </w:tcPr>
+          <w:p>
+            <w:r>
+              <w:rPr>
+                <w:sz w:val="20"/>
+                <w:szCs w:val="20"/>
+              </w:rPr>
+              <w:t xml:space="preserve">8</w:t>
+            </w:r>
+          </w:p>
+        </w:tc>
+      </w:tr>
+      <w:tr>
+        <w:tc>
+          <w:tcPr>
+            <w:tcW w:type="dxa" w:w="680"/>
+            <w:tcMar>
+              <w:top w:type="dxa" w:w="50"/>
+              <w:left w:type="dxa" w:w="90"/>
+              <w:bottom w:type="dxa" w:w="50"/>
+              <w:right w:type="dxa" w:w="90"/>
+            </w:tcMar>
+          </w:tcPr>
+          <w:p>
+            <w:r>
+              <w:rPr>
+                <w:sz w:val="20"/>
+                <w:szCs w:val="20"/>
+              </w:rPr>
+              <w:t xml:space="preserve">R-24</w:t>
+            </w:r>
+          </w:p>
+        </w:tc>
+        <w:tc>
+          <w:tcPr>
+            <w:tcW w:type="dxa" w:w="2412"/>
+            <w:tcMar>
+              <w:top w:type="dxa" w:w="50"/>
+              <w:left w:type="dxa" w:w="90"/>
+              <w:bottom w:type="dxa" w:w="50"/>
+              <w:right w:type="dxa" w:w="90"/>
+            </w:tcMar>
+          </w:tcPr>
+          <w:p>
+            <w:r>
+              <w:rPr>
+                <w:sz w:val="20"/>
+                <w:szCs w:val="20"/>
+              </w:rPr>
+              <w:t xml:space="preserve">Informaticien d'escale sans vérification préalable ni engagement de confidentialité</w:t>
+            </w:r>
+          </w:p>
+        </w:tc>
+        <w:tc>
+          <w:tcPr>
+            <w:tcW w:type="dxa" w:w="1410"/>
+            <w:tcMar>
+              <w:top w:type="dxa" w:w="50"/>
+              <w:left w:type="dxa" w:w="90"/>
+              <w:bottom w:type="dxa" w:w="50"/>
+              <w:right w:type="dxa" w:w="90"/>
+            </w:tcMar>
+          </w:tcPr>
+          <w:p>
+            <w:r>
+              <w:rPr>
+                <w:sz w:val="20"/>
+                <w:szCs w:val="20"/>
+              </w:rPr>
+              <w:t xml:space="preserve">personnes</w:t>
+            </w:r>
+          </w:p>
+        </w:tc>
+        <w:tc>
+          <w:tcPr>
+            <w:tcW w:type="dxa" w:w="980"/>
+            <w:tcMar>
+              <w:top w:type="dxa" w:w="50"/>
+              <w:left w:type="dxa" w:w="90"/>
+              <w:bottom w:type="dxa" w:w="50"/>
+              <w:right w:type="dxa" w:w="90"/>
+            </w:tcMar>
+          </w:tcPr>
+          <w:p>
+            <w:r>
+              <w:rPr>
+                <w:sz w:val="20"/>
+                <w:szCs w:val="20"/>
+              </w:rPr>
+              <w:t xml:space="preserve">CSI</w:t>
+            </w:r>
+          </w:p>
+        </w:tc>
+        <w:tc>
+          <w:tcPr>
+            <w:tcW w:type="dxa" w:w="680"/>
+            <w:tcMar>
+              <w:top w:type="dxa" w:w="50"/>
+              <w:left w:type="dxa" w:w="90"/>
+              <w:bottom w:type="dxa" w:w="50"/>
+              <w:right w:type="dxa" w:w="90"/>
+            </w:tcMar>
+          </w:tcPr>
+          <w:p>
+            <w:r>
+              <w:rPr>
+                <w:sz w:val="20"/>
+                <w:szCs w:val="20"/>
+              </w:rPr>
+              <w:t xml:space="preserve">3</w:t>
+            </w:r>
+          </w:p>
+        </w:tc>
+        <w:tc>
+          <w:tcPr>
+            <w:tcW w:type="dxa" w:w="680"/>
+            <w:tcMar>
+              <w:top w:type="dxa" w:w="50"/>
+              <w:left w:type="dxa" w:w="90"/>
+              <w:bottom w:type="dxa" w:w="50"/>
+              <w:right w:type="dxa" w:w="90"/>
+            </w:tcMar>
+          </w:tcPr>
+          <w:p>
+            <w:r>
+              <w:rPr>
+                <w:sz w:val="20"/>
+                <w:szCs w:val="20"/>
+              </w:rPr>
+              <w:t xml:space="preserve">4</w:t>
+            </w:r>
+          </w:p>
+        </w:tc>
+        <w:tc>
+          <w:tcPr>
+            <w:tcW w:type="dxa" w:w="680"/>
+            <w:tcMar>
+              <w:top w:type="dxa" w:w="50"/>
+              <w:left w:type="dxa" w:w="90"/>
+              <w:bottom w:type="dxa" w:w="50"/>
+              <w:right w:type="dxa" w:w="90"/>
+            </w:tcMar>
+          </w:tcPr>
+          <w:p>
+            <w:r>
+              <w:rPr>
+                <w:sz w:val="20"/>
+                <w:szCs w:val="20"/>
+              </w:rPr>
+              <w:t xml:space="preserve">12</w:t>
+            </w:r>
+          </w:p>
+        </w:tc>
+        <w:tc>
+          <w:tcPr>
+            <w:tcW w:type="dxa" w:w="2412"/>
+            <w:tcMar>
+              <w:top w:type="dxa" w:w="50"/>
+              <w:left w:type="dxa" w:w="90"/>
+              <w:bottom w:type="dxa" w:w="50"/>
+              <w:right w:type="dxa" w:w="90"/>
+            </w:tcMar>
+          </w:tcPr>
+          <w:p>
+            <w:r>
+              <w:rPr>
+                <w:sz w:val="20"/>
+                <w:szCs w:val="20"/>
+              </w:rPr>
+              <w:t xml:space="preserve">Réduire : sélection à l'embauche, clause de confidentialité, sensibilisation, retrait des accès au départ</w:t>
+            </w:r>
+          </w:p>
+        </w:tc>
+        <w:tc>
+          <w:tcPr>
+            <w:tcW w:type="dxa" w:w="2030"/>
+            <w:tcMar>
+              <w:top w:type="dxa" w:w="50"/>
+              <w:left w:type="dxa" w:w="90"/>
+              <w:bottom w:type="dxa" w:w="50"/>
+              <w:right w:type="dxa" w:w="90"/>
+            </w:tcMar>
+          </w:tcPr>
+          <w:p>
+            <w:r>
+              <w:rPr>
+                <w:sz w:val="20"/>
+                <w:szCs w:val="20"/>
+              </w:rPr>
+              <w:t xml:space="preserve">À traiter</w:t>
+            </w:r>
+          </w:p>
+        </w:tc>
+        <w:tc>
+          <w:tcPr>
+            <w:tcW w:type="dxa" w:w="680"/>
+            <w:tcMar>
+              <w:top w:type="dxa" w:w="50"/>
+              <w:left w:type="dxa" w:w="90"/>
+              <w:bottom w:type="dxa" w:w="50"/>
+              <w:right w:type="dxa" w:w="90"/>
+            </w:tcMar>
+          </w:tcPr>
+          <w:p>
+            <w:r>
+              <w:rPr>
+                <w:sz w:val="20"/>
+                <w:szCs w:val="20"/>
+              </w:rPr>
+              <w:t xml:space="preserve">3</w:t>
+            </w:r>
+          </w:p>
+        </w:tc>
+        <w:tc>
+          <w:tcPr>
+            <w:tcW w:type="dxa" w:w="680"/>
+            <w:tcMar>
+              <w:top w:type="dxa" w:w="50"/>
+              <w:left w:type="dxa" w:w="90"/>
+              <w:bottom w:type="dxa" w:w="50"/>
+              <w:right w:type="dxa" w:w="90"/>
+            </w:tcMar>
+          </w:tcPr>
+          <w:p>
+            <w:r>
+              <w:rPr>
+                <w:sz w:val="20"/>
+                <w:szCs w:val="20"/>
+              </w:rPr>
+              <w:t xml:space="preserve">4</w:t>
+            </w:r>
+          </w:p>
+        </w:tc>
+        <w:tc>
+          <w:tcPr>
+            <w:tcW w:type="dxa" w:w="680"/>
+            <w:tcMar>
+              <w:top w:type="dxa" w:w="50"/>
+              <w:left w:type="dxa" w:w="90"/>
+              <w:bottom w:type="dxa" w:w="50"/>
+              <w:right w:type="dxa" w:w="90"/>
+            </w:tcMar>
+          </w:tcPr>
+          <w:p>
+            <w:r>
+              <w:rPr>
+                <w:sz w:val="20"/>
+                <w:szCs w:val="20"/>
+              </w:rPr>
+              <w:t xml:space="preserve">12</w:t>
+            </w:r>
+          </w:p>
+        </w:tc>
+      </w:tr>
+      <w:tr>
+        <w:tc>
+          <w:tcPr>
+            <w:tcW w:type="dxa" w:w="680"/>
+            <w:tcMar>
+              <w:top w:type="dxa" w:w="50"/>
+              <w:left w:type="dxa" w:w="90"/>
+              <w:bottom w:type="dxa" w:w="50"/>
+              <w:right w:type="dxa" w:w="90"/>
+            </w:tcMar>
+          </w:tcPr>
+          <w:p>
+            <w:r>
+              <w:rPr>
+                <w:sz w:val="20"/>
+                <w:szCs w:val="20"/>
+              </w:rPr>
+              <w:t xml:space="preserve">R-25</w:t>
+            </w:r>
+          </w:p>
+        </w:tc>
+        <w:tc>
+          <w:tcPr>
+            <w:tcW w:type="dxa" w:w="2412"/>
+            <w:tcMar>
+              <w:top w:type="dxa" w:w="50"/>
+              <w:left w:type="dxa" w:w="90"/>
+              <w:bottom w:type="dxa" w:w="50"/>
+              <w:right w:type="dxa" w:w="90"/>
+            </w:tcMar>
+          </w:tcPr>
+          <w:p>
+            <w:r>
+              <w:rPr>
+                <w:sz w:val="20"/>
+                <w:szCs w:val="20"/>
+              </w:rPr>
+              <w:t xml:space="preserve">Réseau d'escale non cloisonné (trafic des compagnies, Police Bagage et usage interne mélangés)</w:t>
+            </w:r>
+          </w:p>
+        </w:tc>
+        <w:tc>
+          <w:tcPr>
+            <w:tcW w:type="dxa" w:w="1410"/>
+            <w:tcMar>
+              <w:top w:type="dxa" w:w="50"/>
+              <w:left w:type="dxa" w:w="90"/>
+              <w:bottom w:type="dxa" w:w="50"/>
+              <w:right w:type="dxa" w:w="90"/>
+            </w:tcMar>
+          </w:tcPr>
+          <w:p>
+            <w:r>
+              <w:rPr>
+                <w:sz w:val="20"/>
+                <w:szCs w:val="20"/>
+              </w:rPr>
+              <w:t xml:space="preserve">réseau</w:t>
+            </w:r>
+          </w:p>
+        </w:tc>
+        <w:tc>
+          <w:tcPr>
+            <w:tcW w:type="dxa" w:w="980"/>
+            <w:tcMar>
+              <w:top w:type="dxa" w:w="50"/>
+              <w:left w:type="dxa" w:w="90"/>
+              <w:bottom w:type="dxa" w:w="50"/>
+              <w:right w:type="dxa" w:w="90"/>
+            </w:tcMar>
+          </w:tcPr>
+          <w:p>
+            <w:r>
+              <w:rPr>
+                <w:sz w:val="20"/>
+                <w:szCs w:val="20"/>
+              </w:rPr>
+              <w:t xml:space="preserve">CSI</w:t>
+            </w:r>
+          </w:p>
+        </w:tc>
+        <w:tc>
+          <w:tcPr>
+            <w:tcW w:type="dxa" w:w="680"/>
+            <w:tcMar>
+              <w:top w:type="dxa" w:w="50"/>
+              <w:left w:type="dxa" w:w="90"/>
+              <w:bottom w:type="dxa" w:w="50"/>
+              <w:right w:type="dxa" w:w="90"/>
+            </w:tcMar>
+          </w:tcPr>
+          <w:p>
+            <w:r>
+              <w:rPr>
+                <w:sz w:val="20"/>
+                <w:szCs w:val="20"/>
+              </w:rPr>
+              <w:t xml:space="preserve">3</w:t>
+            </w:r>
+          </w:p>
+        </w:tc>
+        <w:tc>
+          <w:tcPr>
+            <w:tcW w:type="dxa" w:w="680"/>
+            <w:tcMar>
+              <w:top w:type="dxa" w:w="50"/>
+              <w:left w:type="dxa" w:w="90"/>
+              <w:bottom w:type="dxa" w:w="50"/>
+              <w:right w:type="dxa" w:w="90"/>
+            </w:tcMar>
+          </w:tcPr>
+          <w:p>
+            <w:r>
+              <w:rPr>
+                <w:sz w:val="20"/>
+                <w:szCs w:val="20"/>
+              </w:rPr>
+              <w:t xml:space="preserve">4</w:t>
+            </w:r>
+          </w:p>
+        </w:tc>
+        <w:tc>
+          <w:tcPr>
+            <w:tcW w:type="dxa" w:w="680"/>
+            <w:tcMar>
+              <w:top w:type="dxa" w:w="50"/>
+              <w:left w:type="dxa" w:w="90"/>
+              <w:bottom w:type="dxa" w:w="50"/>
+              <w:right w:type="dxa" w:w="90"/>
+            </w:tcMar>
+          </w:tcPr>
+          <w:p>
+            <w:r>
+              <w:rPr>
+                <w:sz w:val="20"/>
+                <w:szCs w:val="20"/>
+              </w:rPr>
+              <w:t xml:space="preserve">12</w:t>
+            </w:r>
+          </w:p>
+        </w:tc>
+        <w:tc>
+          <w:tcPr>
+            <w:tcW w:type="dxa" w:w="2412"/>
+            <w:tcMar>
+              <w:top w:type="dxa" w:w="50"/>
+              <w:left w:type="dxa" w:w="90"/>
+              <w:bottom w:type="dxa" w:w="50"/>
+              <w:right w:type="dxa" w:w="90"/>
+            </w:tcMar>
+          </w:tcPr>
+          <w:p>
+            <w:r>
+              <w:rPr>
+                <w:sz w:val="20"/>
+                <w:szCs w:val="20"/>
+              </w:rPr>
+              <w:t xml:space="preserve">Réduire : segmentation, filtrage, accès Wi-Fi distincts par usage</w:t>
+            </w:r>
+          </w:p>
+        </w:tc>
+        <w:tc>
+          <w:tcPr>
+            <w:tcW w:type="dxa" w:w="2030"/>
+            <w:tcMar>
+              <w:top w:type="dxa" w:w="50"/>
+              <w:left w:type="dxa" w:w="90"/>
+              <w:bottom w:type="dxa" w:w="50"/>
+              <w:right w:type="dxa" w:w="90"/>
+            </w:tcMar>
+          </w:tcPr>
+          <w:p>
+            <w:r>
+              <w:rPr>
+                <w:sz w:val="20"/>
+                <w:szCs w:val="20"/>
+              </w:rPr>
+              <w:t xml:space="preserve">À traiter</w:t>
+            </w:r>
+          </w:p>
+        </w:tc>
+        <w:tc>
+          <w:tcPr>
+            <w:tcW w:type="dxa" w:w="680"/>
+            <w:tcMar>
+              <w:top w:type="dxa" w:w="50"/>
+              <w:left w:type="dxa" w:w="90"/>
+              <w:bottom w:type="dxa" w:w="50"/>
+              <w:right w:type="dxa" w:w="90"/>
+            </w:tcMar>
+          </w:tcPr>
+          <w:p>
+            <w:r>
+              <w:rPr>
+                <w:sz w:val="20"/>
+                <w:szCs w:val="20"/>
+              </w:rPr>
+              <w:t xml:space="preserve">3</w:t>
+            </w:r>
+          </w:p>
+        </w:tc>
+        <w:tc>
+          <w:tcPr>
+            <w:tcW w:type="dxa" w:w="680"/>
+            <w:tcMar>
+              <w:top w:type="dxa" w:w="50"/>
+              <w:left w:type="dxa" w:w="90"/>
+              <w:bottom w:type="dxa" w:w="50"/>
+              <w:right w:type="dxa" w:w="90"/>
+            </w:tcMar>
+          </w:tcPr>
+          <w:p>
+            <w:r>
+              <w:rPr>
+                <w:sz w:val="20"/>
+                <w:szCs w:val="20"/>
+              </w:rPr>
+              <w:t xml:space="preserve">4</w:t>
+            </w:r>
+          </w:p>
+        </w:tc>
+        <w:tc>
+          <w:tcPr>
+            <w:tcW w:type="dxa" w:w="680"/>
+            <w:tcMar>
+              <w:top w:type="dxa" w:w="50"/>
+              <w:left w:type="dxa" w:w="90"/>
+              <w:bottom w:type="dxa" w:w="50"/>
+              <w:right w:type="dxa" w:w="90"/>
+            </w:tcMar>
+          </w:tcPr>
+          <w:p>
+            <w:r>
+              <w:rPr>
+                <w:sz w:val="20"/>
+                <w:szCs w:val="20"/>
+              </w:rPr>
+              <w:t xml:space="preserve">12</w:t>
+            </w:r>
+          </w:p>
+        </w:tc>
+      </w:tr>
+      <w:tr>
+        <w:tc>
+          <w:tcPr>
+            <w:tcW w:type="dxa" w:w="680"/>
+            <w:tcMar>
+              <w:top w:type="dxa" w:w="50"/>
+              <w:left w:type="dxa" w:w="90"/>
+              <w:bottom w:type="dxa" w:w="50"/>
+              <w:right w:type="dxa" w:w="90"/>
+            </w:tcMar>
+          </w:tcPr>
+          <w:p>
+            <w:r>
+              <w:rPr>
+                <w:sz w:val="20"/>
+                <w:szCs w:val="20"/>
+              </w:rPr>
+              <w:t xml:space="preserve">R-26</w:t>
+            </w:r>
+          </w:p>
+        </w:tc>
+        <w:tc>
+          <w:tcPr>
+            <w:tcW w:type="dxa" w:w="2412"/>
+            <w:tcMar>
+              <w:top w:type="dxa" w:w="50"/>
+              <w:left w:type="dxa" w:w="90"/>
+              <w:bottom w:type="dxa" w:w="50"/>
+              <w:right w:type="dxa" w:w="90"/>
+            </w:tcMar>
+          </w:tcPr>
+          <w:p>
+            <w:r>
+              <w:rPr>
+                <w:sz w:val="20"/>
+                <w:szCs w:val="20"/>
+              </w:rPr>
+              <w:t xml:space="preserve">Compromission d'un poste ou d'une messagerie interne d'ATS (hameçonnage)</w:t>
+            </w:r>
+          </w:p>
+        </w:tc>
+        <w:tc>
+          <w:tcPr>
+            <w:tcW w:type="dxa" w:w="1410"/>
+            <w:tcMar>
+              <w:top w:type="dxa" w:w="50"/>
+              <w:left w:type="dxa" w:w="90"/>
+              <w:bottom w:type="dxa" w:w="50"/>
+              <w:right w:type="dxa" w:w="90"/>
+            </w:tcMar>
+          </w:tcPr>
+          <w:p>
+            <w:r>
+              <w:rPr>
+                <w:sz w:val="20"/>
+                <w:szCs w:val="20"/>
+              </w:rPr>
+              <w:t xml:space="preserve">informatique interne</w:t>
+            </w:r>
+          </w:p>
+        </w:tc>
+        <w:tc>
+          <w:tcPr>
+            <w:tcW w:type="dxa" w:w="980"/>
+            <w:tcMar>
+              <w:top w:type="dxa" w:w="50"/>
+              <w:left w:type="dxa" w:w="90"/>
+              <w:bottom w:type="dxa" w:w="50"/>
+              <w:right w:type="dxa" w:w="90"/>
+            </w:tcMar>
+          </w:tcPr>
+          <w:p>
+            <w:r>
+              <w:rPr>
+                <w:sz w:val="20"/>
+                <w:szCs w:val="20"/>
+              </w:rPr>
+              <w:t xml:space="preserve">CSI</w:t>
+            </w:r>
+          </w:p>
+        </w:tc>
+        <w:tc>
+          <w:tcPr>
+            <w:tcW w:type="dxa" w:w="680"/>
+            <w:tcMar>
+              <w:top w:type="dxa" w:w="50"/>
+              <w:left w:type="dxa" w:w="90"/>
+              <w:bottom w:type="dxa" w:w="50"/>
+              <w:right w:type="dxa" w:w="90"/>
+            </w:tcMar>
+          </w:tcPr>
+          <w:p>
+            <w:r>
+              <w:rPr>
+                <w:sz w:val="20"/>
+                <w:szCs w:val="20"/>
+              </w:rPr>
+              <w:t xml:space="preserve">3</w:t>
+            </w:r>
+          </w:p>
+        </w:tc>
+        <w:tc>
+          <w:tcPr>
+            <w:tcW w:type="dxa" w:w="680"/>
+            <w:tcMar>
+              <w:top w:type="dxa" w:w="50"/>
+              <w:left w:type="dxa" w:w="90"/>
+              <w:bottom w:type="dxa" w:w="50"/>
+              <w:right w:type="dxa" w:w="90"/>
+            </w:tcMar>
+          </w:tcPr>
+          <w:p>
+            <w:r>
+              <w:rPr>
+                <w:sz w:val="20"/>
+                <w:szCs w:val="20"/>
+              </w:rPr>
+              <w:t xml:space="preserve">3</w:t>
+            </w:r>
+          </w:p>
+        </w:tc>
+        <w:tc>
+          <w:tcPr>
+            <w:tcW w:type="dxa" w:w="680"/>
+            <w:tcMar>
+              <w:top w:type="dxa" w:w="50"/>
+              <w:left w:type="dxa" w:w="90"/>
+              <w:bottom w:type="dxa" w:w="50"/>
+              <w:right w:type="dxa" w:w="90"/>
+            </w:tcMar>
+          </w:tcPr>
+          <w:p>
+            <w:r>
+              <w:rPr>
+                <w:sz w:val="20"/>
+                <w:szCs w:val="20"/>
+              </w:rPr>
+              <w:t xml:space="preserve">9</w:t>
+            </w:r>
+          </w:p>
+        </w:tc>
+        <w:tc>
+          <w:tcPr>
+            <w:tcW w:type="dxa" w:w="2412"/>
+            <w:tcMar>
+              <w:top w:type="dxa" w:w="50"/>
+              <w:left w:type="dxa" w:w="90"/>
+              <w:bottom w:type="dxa" w:w="50"/>
+              <w:right w:type="dxa" w:w="90"/>
+            </w:tcMar>
+          </w:tcPr>
+          <w:p>
+            <w:r>
+              <w:rPr>
+                <w:sz w:val="20"/>
+                <w:szCs w:val="20"/>
+              </w:rPr>
+              <w:t xml:space="preserve">Réduire : mises à jour, protection contre les programmes malveillants, sensibilisation, double authentification de la messagerie</w:t>
+            </w:r>
+          </w:p>
+        </w:tc>
+        <w:tc>
+          <w:tcPr>
+            <w:tcW w:type="dxa" w:w="2030"/>
+            <w:tcMar>
+              <w:top w:type="dxa" w:w="50"/>
+              <w:left w:type="dxa" w:w="90"/>
+              <w:bottom w:type="dxa" w:w="50"/>
+              <w:right w:type="dxa" w:w="90"/>
+            </w:tcMar>
+          </w:tcPr>
+          <w:p>
+            <w:r>
+              <w:rPr>
+                <w:sz w:val="20"/>
+                <w:szCs w:val="20"/>
+              </w:rPr>
+              <w:t xml:space="preserve">À traiter</w:t>
+            </w:r>
+          </w:p>
+        </w:tc>
+        <w:tc>
+          <w:tcPr>
+            <w:tcW w:type="dxa" w:w="680"/>
+            <w:tcMar>
+              <w:top w:type="dxa" w:w="50"/>
+              <w:left w:type="dxa" w:w="90"/>
+              <w:bottom w:type="dxa" w:w="50"/>
+              <w:right w:type="dxa" w:w="90"/>
+            </w:tcMar>
+          </w:tcPr>
+          <w:p>
+            <w:r>
+              <w:rPr>
+                <w:sz w:val="20"/>
+                <w:szCs w:val="20"/>
+              </w:rPr>
+              <w:t xml:space="preserve">3</w:t>
+            </w:r>
+          </w:p>
+        </w:tc>
+        <w:tc>
+          <w:tcPr>
+            <w:tcW w:type="dxa" w:w="680"/>
+            <w:tcMar>
+              <w:top w:type="dxa" w:w="50"/>
+              <w:left w:type="dxa" w:w="90"/>
+              <w:bottom w:type="dxa" w:w="50"/>
+              <w:right w:type="dxa" w:w="90"/>
+            </w:tcMar>
+          </w:tcPr>
+          <w:p>
+            <w:r>
+              <w:rPr>
+                <w:sz w:val="20"/>
+                <w:szCs w:val="20"/>
+              </w:rPr>
+              <w:t xml:space="preserve">3</w:t>
+            </w:r>
+          </w:p>
+        </w:tc>
+        <w:tc>
+          <w:tcPr>
+            <w:tcW w:type="dxa" w:w="680"/>
+            <w:tcMar>
+              <w:top w:type="dxa" w:w="50"/>
+              <w:left w:type="dxa" w:w="90"/>
+              <w:bottom w:type="dxa" w:w="50"/>
+              <w:right w:type="dxa" w:w="90"/>
+            </w:tcMar>
+          </w:tcPr>
+          <w:p>
+            <w:r>
+              <w:rPr>
+                <w:sz w:val="20"/>
+                <w:szCs w:val="20"/>
+              </w:rPr>
+              <w:t xml:space="preserve">9</w:t>
             </w:r>
           </w:p>
         </w:tc>
@@ -6229,6 +7924,15 @@
     </w:p>
     <w:p>
       <w:pPr>
+        <w:spacing w:after="140"/>
+        <w:jc w:val="both"/>
+      </w:pPr>
+      <w:r>
+        <w:t xml:space="preserve">L'extension du périmètre au Centre des Solutions Informatiques ajoute six risques (R-21 à R-26) liés aux escales, au réseau, au matériel des compagnies et aux personnes. Ils sont cotés à titre provisoire et seront confirmés lors de la première revue de direction, avec un plan de traitement daté pour ceux qui dépassent l'appétit au risque.</w:t>
+      </w:r>
+    </w:p>
+    <w:p>
+      <w:pPr>
         <w:pStyle w:val="Heading2"/>
         <w:spacing w:after="120" w:before="280"/>
       </w:pPr>
@@ -6298,7 +8002,7 @@
               <w:jc w:val="center"/>
             </w:pPr>
             <w:r>
-              <w:t xml:space="preserve">Le Responsable de la Sécurité de l'Information</w:t>
+              <w:t xml:space="preserve">Le Responsable Informatique</w:t>
             </w:r>
           </w:p>
           <w:p>
@@ -6310,7 +8014,7 @@
                 <w:b/>
                 <w:bCs/>
               </w:rPr>
-              <w:t xml:space="preserve">Martin Bitha</w:t>
+              <w:t xml:space="preserve">Aristarque Kasonga</w:t>
             </w:r>
           </w:p>
         </w:tc>

--- a/public/iso/RR-02-Registre-des-risques.docx
+++ b/public/iso/RR-02-Registre-des-risques.docx
@@ -7998,7 +7998,16 @@
           </w:tcPr>
           <w:p>
             <w:pPr>
-              <w:spacing w:after="720"/>
+              <w:spacing w:after="40"/>
+              <w:jc w:val="center"/>
+            </w:pPr>
+            <w:r>
+              <w:t xml:space="preserve"/>
+            </w:r>
+          </w:p>
+          <w:p>
+            <w:pPr>
+              <w:spacing w:after="60"/>
               <w:jc w:val="center"/>
             </w:pPr>
             <w:r>
@@ -8045,7 +8054,7 @@
           </w:p>
           <w:p>
             <w:pPr>
-              <w:spacing w:after="720"/>
+              <w:spacing w:after="60"/>
               <w:jc w:val="center"/>
             </w:pPr>
             <w:r>

--- a/public/iso/RR-02-Registre-des-risques.docx
+++ b/public/iso/RR-02-Registre-des-risques.docx
@@ -258,7 +258,7 @@
                 <w:sz w:val="20"/>
                 <w:szCs w:val="20"/>
               </w:rPr>
-              <w:t xml:space="preserve">Rédigé par : Martin Bitha, Centre des Solutions Informatiques</w:t>
+              <w:t xml:space="preserve">Rédigé par : Martin Bitha, Développeur Full Stack</w:t>
             </w:r>
           </w:p>
         </w:tc>
